--- a/email-comp-fromcsv/Guide-FromCSV.docx
+++ b/email-comp-fromcsv/Guide-FromCSV.docx
@@ -71,18 +71,7 @@
                     <w:szCs w:val="40"/>
                     <w:lang w:val="en-US"/>
                   </w:rPr>
-                  <w:t>Technical Supplemen</w:t>
-                </w:r>
-                <w:r>
-                  <w:rPr>
-                    <w:rFonts w:cs="Arial"/>
-                    <w:b/>
-                    <w:bCs/>
-                    <w:sz w:val="40"/>
-                    <w:szCs w:val="40"/>
-                    <w:lang w:val="en-US"/>
-                  </w:rPr>
-                  <w:t>t</w:t>
+                  <w:t>Component Description</w:t>
                 </w:r>
               </w:p>
             </w:sdtContent>
@@ -132,7 +121,7 @@
                           </pic:cNvPicPr>
                         </pic:nvPicPr>
                         <pic:blipFill>
-                          <a:blip r:embed="rId11" cstate="print">
+                          <a:blip r:embed="rId12" cstate="print">
                             <a:extLst>
                               <a:ext uri="{28A0092B-C50C-407E-A947-70E740481C1C}">
                                 <a14:useLocalDpi xmlns:a14="http://schemas.microsoft.com/office/drawing/2010/main" val="0"/>
@@ -193,16 +182,24 @@
                 <w:placeholder>
                   <w:docPart w:val="95D0FC56916646FC9CB93C6723EEBED5"/>
                 </w:placeholder>
-                <w:showingPlcHdr/>
                 <w:dataBinding w:prefixMappings="xmlns:ns0='http://purl.org/dc/elements/1.1/' xmlns:ns1='http://schemas.openxmlformats.org/package/2006/metadata/core-properties' " w:xpath="/ns1:coreProperties[1]/ns0:title[1]" w:storeItemID="{6C3C8BC8-F283-45AE-878A-BAB7291924A1}"/>
                 <w:text/>
               </w:sdtPr>
               <w:sdtContent>
                 <w:r>
-                  <w:rPr>
-                    <w:rStyle w:val="PlaceholderText"/>
-                  </w:rPr>
-                  <w:t>[Title]</w:t>
+                  <w:t xml:space="preserve">DX1 </w:t>
+                </w:r>
+                <w:r>
+                  <w:t>–</w:t>
+                </w:r>
+                <w:r>
+                  <w:t xml:space="preserve"> </w:t>
+                </w:r>
+                <w:r>
+                  <w:t xml:space="preserve">SMTP </w:t>
+                </w:r>
+                <w:r>
+                  <w:t>Email Attachment from CSV</w:t>
                 </w:r>
               </w:sdtContent>
             </w:sdt>
@@ -248,47 +245,79 @@
       <w:bookmarkEnd w:id="0"/>
     </w:p>
     <w:p>
-      <w:r>
-        <w:t>[Clearly outline the purpose and scope of this document]</w:t>
+      <w:pPr>
+        <w:rPr>
+          <w:lang w:val="en-NZ"/>
+        </w:rPr>
+      </w:pPr>
+      <w:r>
+        <w:rPr>
+          <w:lang w:val="en-NZ"/>
+        </w:rPr>
+        <w:t xml:space="preserve">This component collects CSV files that have been saved to </w:t>
+      </w:r>
+      <w:r>
+        <w:rPr>
+          <w:lang w:val="en-NZ"/>
+        </w:rPr>
+        <w:t xml:space="preserve">DX1 </w:t>
+      </w:r>
+      <w:r>
+        <w:rPr>
+          <w:lang w:val="en-NZ"/>
+        </w:rPr>
+        <w:t xml:space="preserve">disk by the Synapse pipeline and sends them as a single email attachment. When triggered, it looks back through a configured number of </w:t>
+      </w:r>
+      <w:r>
+        <w:rPr>
+          <w:lang w:val="en-NZ"/>
+        </w:rPr>
+        <w:t>hours’ worth</w:t>
+      </w:r>
+      <w:r>
+        <w:rPr>
+          <w:lang w:val="en-NZ"/>
+        </w:rPr>
+        <w:t xml:space="preserve"> of saved files, merges them all into one CSV, and emails it to the specified recipients</w:t>
+      </w:r>
+      <w:r>
+        <w:rPr>
+          <w:lang w:val="en-NZ"/>
+        </w:rPr>
+        <w:t xml:space="preserve"> using an SMTP server with TLS security</w:t>
+      </w:r>
+      <w:r>
+        <w:rPr>
+          <w:lang w:val="en-NZ"/>
+        </w:rPr>
+        <w:t>.</w:t>
       </w:r>
     </w:p>
     <w:p>
       <w:pPr>
         <w:rPr>
-          <w:rFonts w:cs="Arial"/>
-          <w:color w:val="000000" w:themeColor="text1"/>
-        </w:rPr>
-      </w:pPr>
-      <w:r>
-        <w:rPr>
-          <w:rFonts w:cs="Arial"/>
-          <w:color w:val="000000" w:themeColor="text1"/>
-        </w:rPr>
-        <w:t>The purpose of this document is to…</w:t>
+          <w:lang w:val="en-NZ"/>
+        </w:rPr>
+      </w:pPr>
+      <w:r>
+        <w:rPr>
+          <w:lang w:val="en-NZ"/>
+        </w:rPr>
+        <w:t>It can be triggered manually by an upstream signal in the pipeline, or it can run on a schedule automatically sending the merged file at a regular interval without any external trigger needed.</w:t>
       </w:r>
     </w:p>
     <w:p>
       <w:pPr>
         <w:rPr>
-          <w:rFonts w:cs="Arial"/>
-          <w:color w:val="000000" w:themeColor="text1"/>
-        </w:rPr>
-      </w:pPr>
-      <w:r>
-        <w:rPr>
-          <w:rFonts w:cs="Arial"/>
-          <w:color w:val="000000" w:themeColor="text1"/>
-        </w:rPr>
-        <w:t>It applies to the following configurations…</w:t>
-      </w:r>
-    </w:p>
-    <w:p>
-      <w:pPr>
-        <w:rPr>
-          <w:rFonts w:cs="Arial"/>
-          <w:color w:val="000000" w:themeColor="text1"/>
-        </w:rPr>
-      </w:pPr>
+          <w:lang w:val="en-NZ"/>
+        </w:rPr>
+      </w:pPr>
+      <w:r>
+        <w:rPr>
+          <w:lang w:val="en-NZ"/>
+        </w:rPr>
+        <w:t>If no data files are found in the time window, the component skips the send and logs a message instead.</w:t>
+      </w:r>
     </w:p>
     <w:p>
       <w:pPr>
@@ -1184,7 +1213,25 @@
           <w:sz w:val="21"/>
           <w:szCs w:val="21"/>
         </w:rPr>
-        <w:t>2 LIMITATION OF LIABILITY</w:t>
+        <w:t xml:space="preserve">2 </w:t>
+      </w:r>
+      <w:proofErr w:type="gramStart"/>
+      <w:r>
+        <w:rPr>
+          <w:rFonts w:eastAsia="MS Gothic"/>
+          <w:sz w:val="21"/>
+          <w:szCs w:val="21"/>
+        </w:rPr>
+        <w:t>LIMITATION</w:t>
+      </w:r>
+      <w:proofErr w:type="gramEnd"/>
+      <w:r>
+        <w:rPr>
+          <w:rFonts w:eastAsia="MS Gothic"/>
+          <w:sz w:val="21"/>
+          <w:szCs w:val="21"/>
+        </w:rPr>
+        <w:t xml:space="preserve"> OF LIABILITY</w:t>
       </w:r>
     </w:p>
     <w:p>
@@ -1329,26 +1376,25 @@
           <w:sz w:val="21"/>
           <w:szCs w:val="21"/>
         </w:rPr>
-        <w:t>4 CHANGE IN SPECIFICATION</w:t>
-      </w:r>
-    </w:p>
-    <w:p>
-      <w:pPr>
-        <w:pStyle w:val="Default"/>
-        <w:ind w:left="720"/>
+        <w:t xml:space="preserve">4 </w:t>
+      </w:r>
+      <w:proofErr w:type="gramStart"/>
+      <w:r>
         <w:rPr>
           <w:rFonts w:eastAsia="MS Gothic"/>
           <w:sz w:val="21"/>
           <w:szCs w:val="21"/>
         </w:rPr>
-      </w:pPr>
+        <w:t>CHANGE</w:t>
+      </w:r>
+      <w:proofErr w:type="gramEnd"/>
       <w:r>
         <w:rPr>
           <w:rFonts w:eastAsia="MS Gothic"/>
           <w:sz w:val="21"/>
           <w:szCs w:val="21"/>
         </w:rPr>
-        <w:t>The software specifications and accessories may be changed at any time based on</w:t>
+        <w:t xml:space="preserve"> IN SPECIFICATION</w:t>
       </w:r>
     </w:p>
     <w:p>
@@ -1367,63 +1413,100 @@
           <w:sz w:val="21"/>
           <w:szCs w:val="21"/>
         </w:rPr>
-        <w:t>improvements and other reasons</w:t>
-      </w:r>
-      <w:r>
+        <w:t>The software specifications and accessories may be changed at any time based on</w:t>
+      </w:r>
+    </w:p>
+    <w:p>
+      <w:pPr>
+        <w:pStyle w:val="Default"/>
+        <w:ind w:left="720"/>
         <w:rPr>
           <w:rFonts w:eastAsia="MS Gothic"/>
           <w:sz w:val="21"/>
           <w:szCs w:val="21"/>
         </w:rPr>
-        <w:t>.</w:t>
-      </w:r>
-    </w:p>
-    <w:p>
-      <w:pPr>
-        <w:pStyle w:val="Default"/>
-        <w:ind w:firstLine="720"/>
+      </w:pPr>
+      <w:r>
         <w:rPr>
           <w:rFonts w:eastAsia="MS Gothic"/>
           <w:sz w:val="21"/>
           <w:szCs w:val="21"/>
         </w:rPr>
-      </w:pPr>
-    </w:p>
-    <w:p>
-      <w:pPr>
-        <w:pStyle w:val="Default"/>
+        <w:t>improvements and other reasons</w:t>
+      </w:r>
+      <w:r>
         <w:rPr>
           <w:rFonts w:eastAsia="MS Gothic"/>
           <w:sz w:val="21"/>
           <w:szCs w:val="21"/>
         </w:rPr>
-      </w:pPr>
-      <w:r>
+        <w:t>.</w:t>
+      </w:r>
+    </w:p>
+    <w:p>
+      <w:pPr>
+        <w:pStyle w:val="Default"/>
+        <w:ind w:firstLine="720"/>
         <w:rPr>
           <w:rFonts w:eastAsia="MS Gothic"/>
           <w:sz w:val="21"/>
           <w:szCs w:val="21"/>
         </w:rPr>
-        <w:lastRenderedPageBreak/>
-        <w:t>5 ERRORS AND OMISSIONS</w:t>
-      </w:r>
+      </w:pPr>
     </w:p>
     <w:p>
       <w:pPr>
         <w:pStyle w:val="Default"/>
-        <w:ind w:left="720"/>
-        <w:rPr>
-          <w:sz w:val="21"/>
-          <w:szCs w:val="21"/>
-        </w:rPr>
-      </w:pPr>
-      <w:r>
         <w:rPr>
           <w:rFonts w:eastAsia="MS Gothic"/>
           <w:sz w:val="21"/>
           <w:szCs w:val="21"/>
         </w:rPr>
-        <w:t>The information in this manual has been carefully checked and is believed to be accurate, however, no responsibility is assumed for clerical, typographical, or proofreading errors, or omissions.</w:t>
+      </w:pPr>
+      <w:r>
+        <w:rPr>
+          <w:rFonts w:eastAsia="MS Gothic"/>
+          <w:sz w:val="21"/>
+          <w:szCs w:val="21"/>
+        </w:rPr>
+        <w:lastRenderedPageBreak/>
+        <w:t>5 ERRORS AND OMISSIONS</w:t>
+      </w:r>
+    </w:p>
+    <w:p>
+      <w:pPr>
+        <w:pStyle w:val="Default"/>
+        <w:ind w:left="720"/>
+        <w:rPr>
+          <w:sz w:val="21"/>
+          <w:szCs w:val="21"/>
+        </w:rPr>
+      </w:pPr>
+      <w:r>
+        <w:rPr>
+          <w:rFonts w:eastAsia="MS Gothic"/>
+          <w:sz w:val="21"/>
+          <w:szCs w:val="21"/>
+        </w:rPr>
+        <w:t xml:space="preserve">The information in this manual has been carefully checked and is believed to be </w:t>
+      </w:r>
+      <w:proofErr w:type="gramStart"/>
+      <w:r>
+        <w:rPr>
+          <w:rFonts w:eastAsia="MS Gothic"/>
+          <w:sz w:val="21"/>
+          <w:szCs w:val="21"/>
+        </w:rPr>
+        <w:t>accurate,</w:t>
+      </w:r>
+      <w:proofErr w:type="gramEnd"/>
+      <w:r>
+        <w:rPr>
+          <w:rFonts w:eastAsia="MS Gothic"/>
+          <w:sz w:val="21"/>
+          <w:szCs w:val="21"/>
+        </w:rPr>
+        <w:t xml:space="preserve"> however, no responsibility is assumed for clerical, typographical, or proofreading errors, or omissions.</w:t>
       </w:r>
     </w:p>
     <w:p/>
@@ -1443,18 +1526,31 @@
     </w:p>
     <w:p>
       <w:r>
-        <w:t>[Outline what hardware, software and firmware this document will apply to]</w:t>
+        <w:t>This component is intended for use with the OMRON DX1 running SpeeDBee Synapse.</w:t>
       </w:r>
     </w:p>
     <w:p>
-      <w:pPr>
-        <w:rPr>
-          <w:rFonts w:cs="Arial"/>
-          <w:color w:val="000000" w:themeColor="text1"/>
-        </w:rPr>
-      </w:pPr>
+      <w:r>
+        <w:t xml:space="preserve">You will require the </w:t>
+      </w:r>
+      <w:r>
+        <w:rPr>
+          <w:rFonts w:ascii="Consolas" w:hAnsi="Consolas"/>
+        </w:rPr>
+        <w:t>email_attachment_from_</w:t>
+      </w:r>
+      <w:proofErr w:type="gramStart"/>
+      <w:r>
+        <w:rPr>
+          <w:rFonts w:ascii="Consolas" w:hAnsi="Consolas"/>
+        </w:rPr>
+        <w:t>csv.sccpkg</w:t>
+      </w:r>
+      <w:proofErr w:type="gramEnd"/>
+      <w:r>
+        <w:t xml:space="preserve"> file to install the component.</w:t>
+      </w:r>
     </w:p>
-    <w:p/>
     <w:p>
       <w:pPr>
         <w:pStyle w:val="Heading1"/>
@@ -1462,208 +1558,947 @@
           <w:b w:val="0"/>
         </w:rPr>
       </w:pPr>
-      <w:bookmarkStart w:id="7" w:name="_Toc54732058"/>
-      <w:bookmarkStart w:id="8" w:name="_Toc138413955"/>
-      <w:r>
-        <w:t xml:space="preserve">Referenced </w:t>
-      </w:r>
-      <w:r>
-        <w:t>Documents</w:t>
+      <w:bookmarkStart w:id="7" w:name="_Toc54732059"/>
+      <w:bookmarkStart w:id="8" w:name="_Toc138413956"/>
+      <w:r>
+        <w:t>Procedure</w:t>
       </w:r>
       <w:bookmarkEnd w:id="7"/>
       <w:bookmarkEnd w:id="8"/>
-      <w:r>
-        <w:t xml:space="preserve"> </w:t>
-      </w:r>
     </w:p>
     <w:p>
-      <w:r>
-        <w:t>[Reference all documents (if any) that support this technical supplement]</w:t>
-      </w:r>
-    </w:p>
-    <w:tbl>
-      <w:tblPr>
-        <w:tblStyle w:val="TableGrid"/>
-        <w:tblW w:w="0" w:type="auto"/>
-        <w:tblLook w:val="04A0" w:firstRow="1" w:lastRow="0" w:firstColumn="1" w:lastColumn="0" w:noHBand="0" w:noVBand="1"/>
-      </w:tblPr>
-      <w:tblGrid>
-        <w:gridCol w:w="7225"/>
-        <w:gridCol w:w="1791"/>
-      </w:tblGrid>
-      <w:tr>
-        <w:tc>
-          <w:tcPr>
-            <w:tcW w:w="7225" w:type="dxa"/>
-            <w:shd w:val="clear" w:color="auto" w:fill="BFBFBF" w:themeFill="background1" w:themeFillShade="BF"/>
-          </w:tcPr>
-          <w:p>
-            <w:pPr>
-              <w:jc w:val="center"/>
-              <w:rPr>
-                <w:rFonts w:cs="Arial"/>
-                <w:b/>
-                <w:bCs/>
-                <w:color w:val="000000" w:themeColor="text1"/>
-              </w:rPr>
-            </w:pPr>
-            <w:r>
-              <w:rPr>
-                <w:rFonts w:cs="Arial"/>
-                <w:b/>
-                <w:bCs/>
-                <w:color w:val="000000" w:themeColor="text1"/>
-              </w:rPr>
-              <w:t xml:space="preserve">Manual Name </w:t>
-            </w:r>
-          </w:p>
-        </w:tc>
-        <w:tc>
-          <w:tcPr>
-            <w:tcW w:w="1791" w:type="dxa"/>
-            <w:shd w:val="clear" w:color="auto" w:fill="BFBFBF" w:themeFill="background1" w:themeFillShade="BF"/>
-          </w:tcPr>
-          <w:p>
-            <w:pPr>
-              <w:jc w:val="center"/>
-              <w:rPr>
-                <w:rFonts w:cs="Arial"/>
-                <w:b/>
-                <w:bCs/>
-                <w:color w:val="000000" w:themeColor="text1"/>
-              </w:rPr>
-            </w:pPr>
-            <w:r>
-              <w:rPr>
-                <w:rFonts w:cs="Arial"/>
-                <w:b/>
-                <w:bCs/>
-                <w:color w:val="000000" w:themeColor="text1"/>
-              </w:rPr>
-              <w:t>Cat. No.</w:t>
-            </w:r>
-          </w:p>
-        </w:tc>
-      </w:tr>
-      <w:tr>
-        <w:tc>
-          <w:tcPr>
-            <w:tcW w:w="7225" w:type="dxa"/>
-          </w:tcPr>
-          <w:p>
-            <w:pPr>
-              <w:rPr>
-                <w:rFonts w:cs="Arial"/>
-                <w:color w:val="000000" w:themeColor="text1"/>
-              </w:rPr>
-            </w:pPr>
-          </w:p>
-        </w:tc>
-        <w:tc>
-          <w:tcPr>
-            <w:tcW w:w="1791" w:type="dxa"/>
-          </w:tcPr>
-          <w:p>
-            <w:pPr>
-              <w:rPr>
-                <w:rFonts w:cs="Arial"/>
-                <w:color w:val="000000" w:themeColor="text1"/>
-              </w:rPr>
-            </w:pPr>
-          </w:p>
-        </w:tc>
-      </w:tr>
-      <w:tr>
-        <w:tc>
-          <w:tcPr>
-            <w:tcW w:w="7225" w:type="dxa"/>
-          </w:tcPr>
-          <w:p>
-            <w:pPr>
-              <w:rPr>
-                <w:rFonts w:cs="Arial"/>
-                <w:color w:val="000000" w:themeColor="text1"/>
-              </w:rPr>
-            </w:pPr>
-          </w:p>
-        </w:tc>
-        <w:tc>
-          <w:tcPr>
-            <w:tcW w:w="1791" w:type="dxa"/>
-          </w:tcPr>
-          <w:p>
-            <w:pPr>
-              <w:rPr>
-                <w:rFonts w:cs="Arial"/>
-                <w:color w:val="000000" w:themeColor="text1"/>
-              </w:rPr>
-            </w:pPr>
-          </w:p>
-        </w:tc>
-      </w:tr>
-      <w:tr>
-        <w:tc>
-          <w:tcPr>
-            <w:tcW w:w="7225" w:type="dxa"/>
-          </w:tcPr>
-          <w:p>
-            <w:pPr>
-              <w:rPr>
-                <w:rFonts w:cs="Arial"/>
-                <w:color w:val="000000" w:themeColor="text1"/>
-              </w:rPr>
-            </w:pPr>
-          </w:p>
-        </w:tc>
-        <w:tc>
-          <w:tcPr>
-            <w:tcW w:w="1791" w:type="dxa"/>
-          </w:tcPr>
-          <w:p>
-            <w:pPr>
-              <w:rPr>
-                <w:rFonts w:cs="Arial"/>
-                <w:color w:val="000000" w:themeColor="text1"/>
-              </w:rPr>
-            </w:pPr>
-          </w:p>
-        </w:tc>
-      </w:tr>
-    </w:tbl>
-    <w:p/>
-    <w:p/>
-    <w:p>
-      <w:pPr>
-        <w:pStyle w:val="Heading1"/>
-        <w:rPr>
-          <w:b w:val="0"/>
-        </w:rPr>
-      </w:pPr>
-      <w:bookmarkStart w:id="9" w:name="_Toc54732059"/>
-      <w:bookmarkStart w:id="10" w:name="_Toc138413956"/>
-      <w:r>
-        <w:t>Procedure</w:t>
-      </w:r>
-      <w:bookmarkEnd w:id="9"/>
-      <w:bookmarkEnd w:id="10"/>
+      <w:pPr>
+        <w:pStyle w:val="ListParagraph"/>
+        <w:numPr>
+          <w:ilvl w:val="0"/>
+          <w:numId w:val="14"/>
+        </w:numPr>
+      </w:pPr>
+      <w:r>
+        <w:t>Launch SpeeDBee Synapse</w:t>
+      </w:r>
+      <w:r>
+        <w:t>, set to Edit mode.</w:t>
+      </w:r>
     </w:p>
     <w:p>
-      <w:r>
-        <w:t>[Step by step explanation of how to do this]</w:t>
+      <w:pPr>
+        <w:pStyle w:val="ListParagraph"/>
+        <w:numPr>
+          <w:ilvl w:val="0"/>
+          <w:numId w:val="14"/>
+        </w:numPr>
+      </w:pPr>
+      <w:r>
+        <w:t>Place a collector of your choosing, in this demonstration, a Resource Collector component was used to collect CPU information.</w:t>
+      </w:r>
+    </w:p>
+    <w:p>
+      <w:pPr>
+        <w:pStyle w:val="ListParagraph"/>
+      </w:pPr>
+      <w:r>
+        <w:drawing>
+          <wp:inline distT="0" distB="0" distL="0" distR="0" wp14:anchorId="73AC0F5E" wp14:editId="7A45438E">
+            <wp:extent cx="5040000" cy="2680815"/>
+            <wp:effectExtent l="0" t="0" r="8255" b="5715"/>
+            <wp:docPr id="1495145201" name="Picture 1"/>
+            <wp:cNvGraphicFramePr>
+              <a:graphicFrameLocks xmlns:a="http://schemas.openxmlformats.org/drawingml/2006/main" noChangeAspect="1"/>
+            </wp:cNvGraphicFramePr>
+            <a:graphic xmlns:a="http://schemas.openxmlformats.org/drawingml/2006/main">
+              <a:graphicData uri="http://schemas.openxmlformats.org/drawingml/2006/picture">
+                <pic:pic xmlns:pic="http://schemas.openxmlformats.org/drawingml/2006/picture">
+                  <pic:nvPicPr>
+                    <pic:cNvPr id="1495145201" name=""/>
+                    <pic:cNvPicPr/>
+                  </pic:nvPicPr>
+                  <pic:blipFill>
+                    <a:blip r:embed="rId13"/>
+                    <a:stretch>
+                      <a:fillRect/>
+                    </a:stretch>
+                  </pic:blipFill>
+                  <pic:spPr>
+                    <a:xfrm>
+                      <a:off x="0" y="0"/>
+                      <a:ext cx="5040000" cy="2680815"/>
+                    </a:xfrm>
+                    <a:prstGeom prst="rect">
+                      <a:avLst/>
+                    </a:prstGeom>
+                  </pic:spPr>
+                </pic:pic>
+              </a:graphicData>
+            </a:graphic>
+          </wp:inline>
+        </w:drawing>
+      </w:r>
+    </w:p>
+    <w:p>
+      <w:pPr>
+        <w:pStyle w:val="ListParagraph"/>
+        <w:numPr>
+          <w:ilvl w:val="0"/>
+          <w:numId w:val="14"/>
+        </w:numPr>
+      </w:pPr>
+      <w:r>
+        <w:t xml:space="preserve">Place a </w:t>
+      </w:r>
+      <w:proofErr w:type="gramStart"/>
+      <w:r>
+        <w:t>CSV Serializer, and</w:t>
+      </w:r>
+      <w:proofErr w:type="gramEnd"/>
+      <w:r>
+        <w:t xml:space="preserve"> link the output of the Collector to the Input of the CSV Serializer. You do not need to set any parameters. </w:t>
+      </w:r>
+    </w:p>
+    <w:p>
+      <w:pPr>
+        <w:pStyle w:val="ListParagraph"/>
+      </w:pPr>
+      <w:r>
+        <w:rPr>
+          <w:noProof/>
+        </w:rPr>
+        <w:drawing>
+          <wp:inline distT="0" distB="0" distL="0" distR="0" wp14:anchorId="4B858B1A" wp14:editId="35558AD8">
+            <wp:extent cx="5040000" cy="2700300"/>
+            <wp:effectExtent l="0" t="0" r="8255" b="5080"/>
+            <wp:docPr id="1719889665" name="Picture 3"/>
+            <wp:cNvGraphicFramePr>
+              <a:graphicFrameLocks xmlns:a="http://schemas.openxmlformats.org/drawingml/2006/main" noChangeAspect="1"/>
+            </wp:cNvGraphicFramePr>
+            <a:graphic xmlns:a="http://schemas.openxmlformats.org/drawingml/2006/main">
+              <a:graphicData uri="http://schemas.openxmlformats.org/drawingml/2006/picture">
+                <pic:pic xmlns:pic="http://schemas.openxmlformats.org/drawingml/2006/picture">
+                  <pic:nvPicPr>
+                    <pic:cNvPr id="0" name="Picture 1"/>
+                    <pic:cNvPicPr>
+                      <a:picLocks noChangeAspect="1" noChangeArrowheads="1"/>
+                    </pic:cNvPicPr>
+                  </pic:nvPicPr>
+                  <pic:blipFill>
+                    <a:blip r:embed="rId14" cstate="print">
+                      <a:extLst>
+                        <a:ext uri="{28A0092B-C50C-407E-A947-70E740481C1C}">
+                          <a14:useLocalDpi xmlns:a14="http://schemas.microsoft.com/office/drawing/2010/main" val="0"/>
+                        </a:ext>
+                      </a:extLst>
+                    </a:blip>
+                    <a:srcRect/>
+                    <a:stretch>
+                      <a:fillRect/>
+                    </a:stretch>
+                  </pic:blipFill>
+                  <pic:spPr bwMode="auto">
+                    <a:xfrm>
+                      <a:off x="0" y="0"/>
+                      <a:ext cx="5040000" cy="2700300"/>
+                    </a:xfrm>
+                    <a:prstGeom prst="rect">
+                      <a:avLst/>
+                    </a:prstGeom>
+                    <a:noFill/>
+                    <a:ln>
+                      <a:noFill/>
+                    </a:ln>
+                  </pic:spPr>
+                </pic:pic>
+              </a:graphicData>
+            </a:graphic>
+          </wp:inline>
+        </w:drawing>
+      </w:r>
+    </w:p>
+    <w:p>
+      <w:r>
+        <w:br w:type="page"/>
+      </w:r>
+    </w:p>
+    <w:p>
+      <w:pPr>
+        <w:pStyle w:val="ListParagraph"/>
+        <w:numPr>
+          <w:ilvl w:val="0"/>
+          <w:numId w:val="14"/>
+        </w:numPr>
+      </w:pPr>
+      <w:r>
+        <w:lastRenderedPageBreak/>
+        <w:t xml:space="preserve">Place a File Emitter, and set a Name, and set a value for Section. </w:t>
+      </w:r>
+      <w:r>
+        <w:t>Ensure that you note down the following</w:t>
+      </w:r>
+      <w:r>
+        <w:t>, as these values are required by the custom component.</w:t>
+      </w:r>
+    </w:p>
+    <w:p>
+      <w:pPr>
+        <w:pStyle w:val="ListParagraph"/>
+        <w:numPr>
+          <w:ilvl w:val="1"/>
+          <w:numId w:val="14"/>
+        </w:numPr>
+      </w:pPr>
+      <w:r>
+        <w:rPr>
+          <w:b/>
+          <w:bCs/>
+        </w:rPr>
+        <w:t>Section</w:t>
+      </w:r>
+      <w:r>
+        <w:t xml:space="preserve">, </w:t>
+      </w:r>
+    </w:p>
+    <w:p>
+      <w:pPr>
+        <w:pStyle w:val="ListParagraph"/>
+        <w:numPr>
+          <w:ilvl w:val="1"/>
+          <w:numId w:val="14"/>
+        </w:numPr>
+      </w:pPr>
+      <w:r>
+        <w:rPr>
+          <w:b/>
+          <w:bCs/>
+        </w:rPr>
+        <w:t>Save Location</w:t>
+      </w:r>
+      <w:r>
+        <w:rPr>
+          <w:b/>
+          <w:bCs/>
+        </w:rPr>
+        <w:t xml:space="preserve"> </w:t>
+      </w:r>
+      <w:r>
+        <w:rPr>
+          <w:rFonts w:ascii="Consolas" w:hAnsi="Consolas"/>
+          <w:sz w:val="20"/>
+          <w:szCs w:val="20"/>
+        </w:rPr>
+        <w:t>(</w:t>
+      </w:r>
+      <w:r>
+        <w:rPr>
+          <w:rFonts w:ascii="Consolas" w:hAnsi="Consolas"/>
+          <w:sz w:val="20"/>
+          <w:szCs w:val="20"/>
+        </w:rPr>
+        <w:t>/opt/</w:t>
+      </w:r>
+      <w:proofErr w:type="spellStart"/>
+      <w:r>
+        <w:rPr>
+          <w:rFonts w:ascii="Consolas" w:hAnsi="Consolas"/>
+          <w:sz w:val="20"/>
+          <w:szCs w:val="20"/>
+        </w:rPr>
+        <w:t>speedbeesynapse</w:t>
+      </w:r>
+      <w:proofErr w:type="spellEnd"/>
+      <w:r>
+        <w:rPr>
+          <w:rFonts w:ascii="Consolas" w:hAnsi="Consolas"/>
+          <w:sz w:val="20"/>
+          <w:szCs w:val="20"/>
+        </w:rPr>
+        <w:t>-data/projects/</w:t>
+      </w:r>
+      <w:r>
+        <w:rPr>
+          <w:rFonts w:ascii="Consolas" w:hAnsi="Consolas"/>
+          <w:sz w:val="20"/>
+          <w:szCs w:val="20"/>
+        </w:rPr>
+        <w:t>&lt;</w:t>
+      </w:r>
+      <w:proofErr w:type="spellStart"/>
+      <w:r>
+        <w:rPr>
+          <w:rFonts w:ascii="Consolas" w:hAnsi="Consolas"/>
+          <w:sz w:val="20"/>
+          <w:szCs w:val="20"/>
+        </w:rPr>
+        <w:t>projectname</w:t>
+      </w:r>
+      <w:proofErr w:type="spellEnd"/>
+      <w:r>
+        <w:rPr>
+          <w:rFonts w:ascii="Consolas" w:hAnsi="Consolas"/>
+          <w:sz w:val="20"/>
+          <w:szCs w:val="20"/>
+        </w:rPr>
+        <w:t>&gt;)</w:t>
+      </w:r>
+    </w:p>
+    <w:p>
+      <w:pPr>
+        <w:pStyle w:val="ListParagraph"/>
+        <w:numPr>
+          <w:ilvl w:val="1"/>
+          <w:numId w:val="14"/>
+        </w:numPr>
+      </w:pPr>
+      <w:r>
+        <w:rPr>
+          <w:b/>
+          <w:bCs/>
+        </w:rPr>
+        <w:t>D</w:t>
+      </w:r>
+      <w:r>
+        <w:rPr>
+          <w:b/>
+          <w:bCs/>
+        </w:rPr>
+        <w:t>ata</w:t>
+      </w:r>
+    </w:p>
+    <w:p>
+      <w:pPr>
+        <w:pStyle w:val="ListParagraph"/>
+      </w:pPr>
+      <w:r>
+        <w:rPr>
+          <w:noProof/>
+        </w:rPr>
+        <w:drawing>
+          <wp:inline distT="0" distB="0" distL="0" distR="0" wp14:anchorId="20A68CFC" wp14:editId="5BD60697">
+            <wp:extent cx="4680000" cy="2518883"/>
+            <wp:effectExtent l="0" t="0" r="6350" b="0"/>
+            <wp:docPr id="208600703" name="Picture 4"/>
+            <wp:cNvGraphicFramePr>
+              <a:graphicFrameLocks xmlns:a="http://schemas.openxmlformats.org/drawingml/2006/main" noChangeAspect="1"/>
+            </wp:cNvGraphicFramePr>
+            <a:graphic xmlns:a="http://schemas.openxmlformats.org/drawingml/2006/main">
+              <a:graphicData uri="http://schemas.openxmlformats.org/drawingml/2006/picture">
+                <pic:pic xmlns:pic="http://schemas.openxmlformats.org/drawingml/2006/picture">
+                  <pic:nvPicPr>
+                    <pic:cNvPr id="0" name="Picture 2"/>
+                    <pic:cNvPicPr>
+                      <a:picLocks noChangeAspect="1" noChangeArrowheads="1"/>
+                    </pic:cNvPicPr>
+                  </pic:nvPicPr>
+                  <pic:blipFill>
+                    <a:blip r:embed="rId15" cstate="print">
+                      <a:extLst>
+                        <a:ext uri="{28A0092B-C50C-407E-A947-70E740481C1C}">
+                          <a14:useLocalDpi xmlns:a14="http://schemas.microsoft.com/office/drawing/2010/main" val="0"/>
+                        </a:ext>
+                      </a:extLst>
+                    </a:blip>
+                    <a:srcRect/>
+                    <a:stretch>
+                      <a:fillRect/>
+                    </a:stretch>
+                  </pic:blipFill>
+                  <pic:spPr bwMode="auto">
+                    <a:xfrm>
+                      <a:off x="0" y="0"/>
+                      <a:ext cx="4680000" cy="2518883"/>
+                    </a:xfrm>
+                    <a:prstGeom prst="rect">
+                      <a:avLst/>
+                    </a:prstGeom>
+                    <a:noFill/>
+                    <a:ln>
+                      <a:noFill/>
+                    </a:ln>
+                  </pic:spPr>
+                </pic:pic>
+              </a:graphicData>
+            </a:graphic>
+          </wp:inline>
+        </w:drawing>
+      </w:r>
+    </w:p>
+    <w:p>
+      <w:pPr>
+        <w:pStyle w:val="ListParagraph"/>
+        <w:numPr>
+          <w:ilvl w:val="0"/>
+          <w:numId w:val="14"/>
+        </w:numPr>
+      </w:pPr>
+      <w:r>
+        <w:t xml:space="preserve">Link the output of the CSV writer to the input of the </w:t>
+      </w:r>
+      <w:r>
+        <w:t>File Emitter</w:t>
+      </w:r>
+    </w:p>
+    <w:p>
+      <w:pPr>
+        <w:pStyle w:val="ListParagraph"/>
+      </w:pPr>
+      <w:r>
+        <w:rPr>
+          <w:noProof/>
+        </w:rPr>
+        <w:drawing>
+          <wp:inline distT="0" distB="0" distL="0" distR="0" wp14:anchorId="3C5C458B" wp14:editId="79D249C8">
+            <wp:extent cx="4680000" cy="2522995"/>
+            <wp:effectExtent l="0" t="0" r="6350" b="0"/>
+            <wp:docPr id="1566044307" name="Picture 5"/>
+            <wp:cNvGraphicFramePr>
+              <a:graphicFrameLocks xmlns:a="http://schemas.openxmlformats.org/drawingml/2006/main" noChangeAspect="1"/>
+            </wp:cNvGraphicFramePr>
+            <a:graphic xmlns:a="http://schemas.openxmlformats.org/drawingml/2006/main">
+              <a:graphicData uri="http://schemas.openxmlformats.org/drawingml/2006/picture">
+                <pic:pic xmlns:pic="http://schemas.openxmlformats.org/drawingml/2006/picture">
+                  <pic:nvPicPr>
+                    <pic:cNvPr id="0" name="Picture 3"/>
+                    <pic:cNvPicPr>
+                      <a:picLocks noChangeAspect="1" noChangeArrowheads="1"/>
+                    </pic:cNvPicPr>
+                  </pic:nvPicPr>
+                  <pic:blipFill>
+                    <a:blip r:embed="rId16" cstate="print">
+                      <a:extLst>
+                        <a:ext uri="{28A0092B-C50C-407E-A947-70E740481C1C}">
+                          <a14:useLocalDpi xmlns:a14="http://schemas.microsoft.com/office/drawing/2010/main" val="0"/>
+                        </a:ext>
+                      </a:extLst>
+                    </a:blip>
+                    <a:srcRect/>
+                    <a:stretch>
+                      <a:fillRect/>
+                    </a:stretch>
+                  </pic:blipFill>
+                  <pic:spPr bwMode="auto">
+                    <a:xfrm>
+                      <a:off x="0" y="0"/>
+                      <a:ext cx="4680000" cy="2522995"/>
+                    </a:xfrm>
+                    <a:prstGeom prst="rect">
+                      <a:avLst/>
+                    </a:prstGeom>
+                    <a:noFill/>
+                    <a:ln>
+                      <a:noFill/>
+                    </a:ln>
+                  </pic:spPr>
+                </pic:pic>
+              </a:graphicData>
+            </a:graphic>
+          </wp:inline>
+        </w:drawing>
+      </w:r>
+    </w:p>
+    <w:p>
+      <w:pPr>
+        <w:pStyle w:val="ListParagraph"/>
+        <w:numPr>
+          <w:ilvl w:val="0"/>
+          <w:numId w:val="14"/>
+        </w:numPr>
+      </w:pPr>
+      <w:r>
+        <w:t xml:space="preserve">Click the </w:t>
+      </w:r>
+      <w:r>
+        <w:rPr>
+          <w:b/>
+          <w:bCs/>
+        </w:rPr>
+        <w:t>Settings Icon,</w:t>
+      </w:r>
+      <w:r>
+        <w:t xml:space="preserve"> then </w:t>
+      </w:r>
+      <w:r>
+        <w:rPr>
+          <w:b/>
+          <w:bCs/>
+        </w:rPr>
+        <w:t>Custom Components,</w:t>
+      </w:r>
+      <w:r>
+        <w:t xml:space="preserve"> then </w:t>
+      </w:r>
+      <w:r>
+        <w:rPr>
+          <w:b/>
+          <w:bCs/>
+        </w:rPr>
+        <w:t>Add</w:t>
+      </w:r>
+      <w:r>
+        <w:rPr>
+          <w:b/>
+          <w:bCs/>
+        </w:rPr>
+        <w:t xml:space="preserve">, </w:t>
+      </w:r>
+      <w:r>
+        <w:t xml:space="preserve">and select the </w:t>
+      </w:r>
+      <w:r>
+        <w:rPr>
+          <w:rFonts w:ascii="Consolas" w:hAnsi="Consolas"/>
+        </w:rPr>
+        <w:t>email_attachment_from_</w:t>
+      </w:r>
+      <w:proofErr w:type="gramStart"/>
+      <w:r>
+        <w:rPr>
+          <w:rFonts w:ascii="Consolas" w:hAnsi="Consolas"/>
+        </w:rPr>
+        <w:t>csv.sccpkg</w:t>
+      </w:r>
+      <w:proofErr w:type="gramEnd"/>
+      <w:r>
+        <w:t xml:space="preserve"> file</w:t>
+      </w:r>
+      <w:r>
+        <w:t>.</w:t>
+      </w:r>
+    </w:p>
+    <w:p>
+      <w:pPr>
+        <w:pStyle w:val="ListParagraph"/>
+      </w:pPr>
+      <w:r>
+        <w:drawing>
+          <wp:inline distT="0" distB="0" distL="0" distR="0" wp14:anchorId="0E9BBDBF" wp14:editId="0A20A486">
+            <wp:extent cx="4680000" cy="2526661"/>
+            <wp:effectExtent l="0" t="0" r="6350" b="7620"/>
+            <wp:docPr id="1543536639" name="Picture 1"/>
+            <wp:cNvGraphicFramePr>
+              <a:graphicFrameLocks xmlns:a="http://schemas.openxmlformats.org/drawingml/2006/main" noChangeAspect="1"/>
+            </wp:cNvGraphicFramePr>
+            <a:graphic xmlns:a="http://schemas.openxmlformats.org/drawingml/2006/main">
+              <a:graphicData uri="http://schemas.openxmlformats.org/drawingml/2006/picture">
+                <pic:pic xmlns:pic="http://schemas.openxmlformats.org/drawingml/2006/picture">
+                  <pic:nvPicPr>
+                    <pic:cNvPr id="1543536639" name=""/>
+                    <pic:cNvPicPr/>
+                  </pic:nvPicPr>
+                  <pic:blipFill>
+                    <a:blip r:embed="rId17"/>
+                    <a:stretch>
+                      <a:fillRect/>
+                    </a:stretch>
+                  </pic:blipFill>
+                  <pic:spPr>
+                    <a:xfrm>
+                      <a:off x="0" y="0"/>
+                      <a:ext cx="4680000" cy="2526661"/>
+                    </a:xfrm>
+                    <a:prstGeom prst="rect">
+                      <a:avLst/>
+                    </a:prstGeom>
+                  </pic:spPr>
+                </pic:pic>
+              </a:graphicData>
+            </a:graphic>
+          </wp:inline>
+        </w:drawing>
+      </w:r>
+    </w:p>
+    <w:p>
+      <w:pPr>
+        <w:pStyle w:val="ListParagraph"/>
+        <w:numPr>
+          <w:ilvl w:val="0"/>
+          <w:numId w:val="14"/>
+        </w:numPr>
+      </w:pPr>
+      <w:r>
+        <w:lastRenderedPageBreak/>
+        <w:t xml:space="preserve">Return to your </w:t>
+      </w:r>
+      <w:proofErr w:type="gramStart"/>
+      <w:r>
+        <w:t>panel, and</w:t>
+      </w:r>
+      <w:proofErr w:type="gramEnd"/>
+      <w:r>
+        <w:t xml:space="preserve"> select the Email Attachment Component from the Custom menu on the left.</w:t>
+      </w:r>
+    </w:p>
+    <w:p>
+      <w:pPr>
+        <w:pStyle w:val="ListParagraph"/>
+        <w:numPr>
+          <w:ilvl w:val="1"/>
+          <w:numId w:val="14"/>
+        </w:numPr>
+      </w:pPr>
+      <w:r>
+        <w:t>Create a name for the component.</w:t>
+      </w:r>
+    </w:p>
+    <w:p>
+      <w:pPr>
+        <w:pStyle w:val="ListParagraph"/>
+        <w:numPr>
+          <w:ilvl w:val="1"/>
+          <w:numId w:val="14"/>
+        </w:numPr>
+      </w:pPr>
+      <w:r>
+        <w:t>Set your SMTP information.</w:t>
+      </w:r>
+    </w:p>
+    <w:p>
+      <w:pPr>
+        <w:pStyle w:val="ListParagraph"/>
+        <w:numPr>
+          <w:ilvl w:val="1"/>
+          <w:numId w:val="14"/>
+        </w:numPr>
+      </w:pPr>
+      <w:r>
+        <w:t xml:space="preserve">Set email parameters such as </w:t>
+      </w:r>
+      <w:r>
+        <w:rPr>
+          <w:b/>
+          <w:bCs/>
+        </w:rPr>
+        <w:t>From, To, Subject</w:t>
+      </w:r>
+      <w:r>
+        <w:t>, etc.</w:t>
+      </w:r>
+    </w:p>
+    <w:p>
+      <w:pPr>
+        <w:pStyle w:val="ListParagraph"/>
+        <w:numPr>
+          <w:ilvl w:val="1"/>
+          <w:numId w:val="14"/>
+        </w:numPr>
+      </w:pPr>
+      <w:r>
+        <w:t xml:space="preserve">Set </w:t>
+      </w:r>
+      <w:r>
+        <w:rPr>
+          <w:b/>
+          <w:bCs/>
+        </w:rPr>
+        <w:t>Save Location</w:t>
+      </w:r>
+      <w:r>
+        <w:t xml:space="preserve"> to the same value as saved in the </w:t>
+      </w:r>
+      <w:r>
+        <w:rPr>
+          <w:b/>
+          <w:bCs/>
+        </w:rPr>
+        <w:t>File Emitter</w:t>
+      </w:r>
+      <w:r>
+        <w:t>.</w:t>
+      </w:r>
+    </w:p>
+    <w:p>
+      <w:pPr>
+        <w:pStyle w:val="ListParagraph"/>
+        <w:numPr>
+          <w:ilvl w:val="1"/>
+          <w:numId w:val="14"/>
+        </w:numPr>
+      </w:pPr>
+      <w:r>
+        <w:t xml:space="preserve">Set </w:t>
+      </w:r>
+      <w:r>
+        <w:rPr>
+          <w:b/>
+          <w:bCs/>
+        </w:rPr>
+        <w:t>Section</w:t>
+      </w:r>
+      <w:r>
+        <w:t xml:space="preserve"> to the same value as saved in the </w:t>
+      </w:r>
+      <w:r>
+        <w:rPr>
+          <w:b/>
+          <w:bCs/>
+        </w:rPr>
+        <w:t>File Emitter</w:t>
+      </w:r>
+      <w:r>
+        <w:t>.</w:t>
+      </w:r>
+    </w:p>
+    <w:p>
+      <w:pPr>
+        <w:pStyle w:val="ListParagraph"/>
+        <w:numPr>
+          <w:ilvl w:val="1"/>
+          <w:numId w:val="14"/>
+        </w:numPr>
+      </w:pPr>
+      <w:r>
+        <w:t xml:space="preserve">Set </w:t>
+      </w:r>
+      <w:r>
+        <w:rPr>
+          <w:b/>
+          <w:bCs/>
+        </w:rPr>
+        <w:t>Data</w:t>
+      </w:r>
+      <w:r>
+        <w:t xml:space="preserve"> to the same value as saved in the </w:t>
+      </w:r>
+      <w:r>
+        <w:rPr>
+          <w:b/>
+          <w:bCs/>
+        </w:rPr>
+        <w:t>File Emitter</w:t>
+      </w:r>
+      <w:r>
+        <w:t>.</w:t>
+      </w:r>
+    </w:p>
+    <w:p>
+      <w:pPr>
+        <w:pStyle w:val="ListParagraph"/>
+        <w:numPr>
+          <w:ilvl w:val="1"/>
+          <w:numId w:val="14"/>
+        </w:numPr>
+      </w:pPr>
+      <w:r>
+        <w:rPr>
+          <w:b/>
+          <w:bCs/>
+        </w:rPr>
+        <w:t>Sen</w:t>
+      </w:r>
+      <w:r>
+        <w:rPr>
+          <w:b/>
+          <w:bCs/>
+        </w:rPr>
+        <w:t>d</w:t>
+      </w:r>
+      <w:r>
+        <w:rPr>
+          <w:b/>
+          <w:bCs/>
+        </w:rPr>
+        <w:t xml:space="preserve"> interval</w:t>
+      </w:r>
+      <w:r>
+        <w:t xml:space="preserve"> is the amount of time in between emails where the DX1 will email the recipients in the </w:t>
+      </w:r>
+      <w:r>
+        <w:rPr>
+          <w:b/>
+          <w:bCs/>
+        </w:rPr>
+        <w:t xml:space="preserve">From </w:t>
+      </w:r>
+      <w:r>
+        <w:t>fields.</w:t>
+      </w:r>
+    </w:p>
+    <w:p>
+      <w:pPr>
+        <w:pStyle w:val="ListParagraph"/>
+        <w:numPr>
+          <w:ilvl w:val="1"/>
+          <w:numId w:val="14"/>
+        </w:numPr>
+      </w:pPr>
+      <w:r>
+        <w:t xml:space="preserve">Set </w:t>
+      </w:r>
+      <w:r>
+        <w:rPr>
+          <w:b/>
+          <w:bCs/>
+        </w:rPr>
+        <w:t>Enable Periodic Sending</w:t>
+      </w:r>
+      <w:r>
+        <w:t xml:space="preserve"> to 1, if this is set to 0, no emails will be sent.</w:t>
+      </w:r>
+    </w:p>
+    <w:p>
+      <w:pPr>
+        <w:pStyle w:val="ListParagraph"/>
+        <w:numPr>
+          <w:ilvl w:val="1"/>
+          <w:numId w:val="14"/>
+        </w:numPr>
+      </w:pPr>
+      <w:r>
+        <w:t>Save, and run the panel. The component does not need to be connected to any other component.</w:t>
+      </w:r>
+    </w:p>
+    <w:p>
+      <w:pPr>
+        <w:pStyle w:val="ListParagraph"/>
+      </w:pPr>
+      <w:r>
+        <w:rPr>
+          <w:noProof/>
+        </w:rPr>
+        <w:drawing>
+          <wp:inline distT="0" distB="0" distL="0" distR="0" wp14:anchorId="058F290F" wp14:editId="70189328">
+            <wp:extent cx="5040000" cy="2717072"/>
+            <wp:effectExtent l="0" t="0" r="8255" b="7620"/>
+            <wp:docPr id="835771690" name="Picture 6"/>
+            <wp:cNvGraphicFramePr>
+              <a:graphicFrameLocks xmlns:a="http://schemas.openxmlformats.org/drawingml/2006/main" noChangeAspect="1"/>
+            </wp:cNvGraphicFramePr>
+            <a:graphic xmlns:a="http://schemas.openxmlformats.org/drawingml/2006/main">
+              <a:graphicData uri="http://schemas.openxmlformats.org/drawingml/2006/picture">
+                <pic:pic xmlns:pic="http://schemas.openxmlformats.org/drawingml/2006/picture">
+                  <pic:nvPicPr>
+                    <pic:cNvPr id="0" name="Picture 4"/>
+                    <pic:cNvPicPr>
+                      <a:picLocks noChangeAspect="1" noChangeArrowheads="1"/>
+                    </pic:cNvPicPr>
+                  </pic:nvPicPr>
+                  <pic:blipFill>
+                    <a:blip r:embed="rId18" cstate="print">
+                      <a:extLst>
+                        <a:ext uri="{28A0092B-C50C-407E-A947-70E740481C1C}">
+                          <a14:useLocalDpi xmlns:a14="http://schemas.microsoft.com/office/drawing/2010/main" val="0"/>
+                        </a:ext>
+                      </a:extLst>
+                    </a:blip>
+                    <a:srcRect/>
+                    <a:stretch>
+                      <a:fillRect/>
+                    </a:stretch>
+                  </pic:blipFill>
+                  <pic:spPr bwMode="auto">
+                    <a:xfrm>
+                      <a:off x="0" y="0"/>
+                      <a:ext cx="5040000" cy="2717072"/>
+                    </a:xfrm>
+                    <a:prstGeom prst="rect">
+                      <a:avLst/>
+                    </a:prstGeom>
+                    <a:noFill/>
+                    <a:ln>
+                      <a:noFill/>
+                    </a:ln>
+                  </pic:spPr>
+                </pic:pic>
+              </a:graphicData>
+            </a:graphic>
+          </wp:inline>
+        </w:drawing>
+      </w:r>
+    </w:p>
+    <w:p>
+      <w:pPr>
+        <w:pStyle w:val="ListParagraph"/>
+        <w:numPr>
+          <w:ilvl w:val="0"/>
+          <w:numId w:val="14"/>
+        </w:numPr>
+      </w:pPr>
+      <w:r>
+        <w:t xml:space="preserve">You can also trigger a manual email by sending any kind of truthy data to the Input of the email attachment component. This will then take </w:t>
+      </w:r>
+      <w:r>
+        <w:rPr>
+          <w:b/>
+          <w:bCs/>
+        </w:rPr>
+        <w:t>Send interval</w:t>
+      </w:r>
+      <w:r>
+        <w:t xml:space="preserve"> amount of hours’ worth of </w:t>
+      </w:r>
+      <w:proofErr w:type="gramStart"/>
+      <w:r>
+        <w:t>data, and</w:t>
+      </w:r>
+      <w:proofErr w:type="gramEnd"/>
+      <w:r>
+        <w:t xml:space="preserve"> trigger the email to be sent with the attachment.</w:t>
+      </w:r>
+    </w:p>
+    <w:p>
+      <w:pPr>
+        <w:pStyle w:val="ListParagraph"/>
+      </w:pPr>
+      <w:r>
+        <w:rPr>
+          <w:noProof/>
+        </w:rPr>
+        <w:drawing>
+          <wp:inline distT="0" distB="0" distL="0" distR="0" wp14:anchorId="7F18C589" wp14:editId="1E3419AD">
+            <wp:extent cx="5040000" cy="2700300"/>
+            <wp:effectExtent l="0" t="0" r="8255" b="5080"/>
+            <wp:docPr id="1580467503" name="Picture 8"/>
+            <wp:cNvGraphicFramePr>
+              <a:graphicFrameLocks xmlns:a="http://schemas.openxmlformats.org/drawingml/2006/main" noChangeAspect="1"/>
+            </wp:cNvGraphicFramePr>
+            <a:graphic xmlns:a="http://schemas.openxmlformats.org/drawingml/2006/main">
+              <a:graphicData uri="http://schemas.openxmlformats.org/drawingml/2006/picture">
+                <pic:pic xmlns:pic="http://schemas.openxmlformats.org/drawingml/2006/picture">
+                  <pic:nvPicPr>
+                    <pic:cNvPr id="0" name="Picture 6"/>
+                    <pic:cNvPicPr>
+                      <a:picLocks noChangeAspect="1" noChangeArrowheads="1"/>
+                    </pic:cNvPicPr>
+                  </pic:nvPicPr>
+                  <pic:blipFill>
+                    <a:blip r:embed="rId19" cstate="print">
+                      <a:extLst>
+                        <a:ext uri="{28A0092B-C50C-407E-A947-70E740481C1C}">
+                          <a14:useLocalDpi xmlns:a14="http://schemas.microsoft.com/office/drawing/2010/main" val="0"/>
+                        </a:ext>
+                      </a:extLst>
+                    </a:blip>
+                    <a:srcRect/>
+                    <a:stretch>
+                      <a:fillRect/>
+                    </a:stretch>
+                  </pic:blipFill>
+                  <pic:spPr bwMode="auto">
+                    <a:xfrm>
+                      <a:off x="0" y="0"/>
+                      <a:ext cx="5040000" cy="2700300"/>
+                    </a:xfrm>
+                    <a:prstGeom prst="rect">
+                      <a:avLst/>
+                    </a:prstGeom>
+                    <a:noFill/>
+                    <a:ln>
+                      <a:noFill/>
+                    </a:ln>
+                  </pic:spPr>
+                </pic:pic>
+              </a:graphicData>
+            </a:graphic>
+          </wp:inline>
+        </w:drawing>
       </w:r>
     </w:p>
     <w:p/>
     <w:p/>
     <w:p/>
-    <w:p/>
-    <w:p/>
-    <w:p/>
     <w:p>
       <w:pPr>
         <w:pStyle w:val="Heading1"/>
       </w:pPr>
-      <w:bookmarkStart w:id="11" w:name="_Toc54732060"/>
-      <w:bookmarkStart w:id="12" w:name="_Toc138413957"/>
+      <w:bookmarkStart w:id="9" w:name="_Toc54732060"/>
+      <w:bookmarkStart w:id="10" w:name="_Toc138413957"/>
       <w:r>
         <w:t xml:space="preserve">Document </w:t>
       </w:r>
@@ -1673,8 +2508,8 @@
       <w:r>
         <w:t xml:space="preserve"> Revision Information</w:t>
       </w:r>
-      <w:bookmarkEnd w:id="11"/>
-      <w:bookmarkEnd w:id="12"/>
+      <w:bookmarkEnd w:id="9"/>
+      <w:bookmarkEnd w:id="10"/>
     </w:p>
     <w:tbl>
       <w:tblPr>
@@ -1726,9 +2561,8 @@
             <w:placeholder>
               <w:docPart w:val="4BCBE9006B4C4848A120A34ABC44E0B0"/>
             </w:placeholder>
-            <w:showingPlcHdr/>
             <w:dataBinding w:prefixMappings="xmlns:ns0='http://schemas.microsoft.com/office/2006/coverPageProps' " w:xpath="/ns0:CoverPageProperties[1]/ns0:PublishDate[1]" w:storeItemID="{55AF091B-3C7A-41E3-B477-F2FDAA23CFDA}"/>
-            <w:date w:fullDate="2023-06-23T00:00:00Z">
+            <w:date w:fullDate="2026-05-07T00:00:00Z">
               <w:dateFormat w:val="d/MM/yyyy"/>
               <w:lid w:val="en-AU"/>
               <w:storeMappedDataAs w:val="dateTime"/>
@@ -1750,9 +2584,10 @@
                 </w:pPr>
                 <w:r>
                   <w:rPr>
-                    <w:rStyle w:val="PlaceholderText"/>
+                    <w:rFonts w:cs="Arial"/>
+                    <w:color w:val="000000" w:themeColor="text1"/>
                   </w:rPr>
-                  <w:t>[Publish Date]</w:t>
+                  <w:t>7/05/2026</w:t>
                 </w:r>
               </w:p>
             </w:tc>
@@ -1797,6 +2632,13 @@
                 <w:color w:val="000000" w:themeColor="text1"/>
               </w:rPr>
             </w:pPr>
+            <w:r>
+              <w:rPr>
+                <w:rFonts w:cs="Arial"/>
+                <w:color w:val="000000" w:themeColor="text1"/>
+              </w:rPr>
+              <w:t>v0.1.0</w:t>
+            </w:r>
           </w:p>
         </w:tc>
       </w:tr>
@@ -1956,6 +2798,15 @@
                 <w:color w:val="000000" w:themeColor="text1"/>
               </w:rPr>
             </w:pPr>
+            <w:hyperlink r:id="rId20" w:history="1">
+              <w:r>
+                <w:rPr>
+                  <w:rStyle w:val="Hyperlink"/>
+                  <w:rFonts w:cs="Arial"/>
+                </w:rPr>
+                <w:t>declan.ross.2@omron.com</w:t>
+              </w:r>
+            </w:hyperlink>
           </w:p>
         </w:tc>
       </w:tr>
@@ -1989,6 +2840,20 @@
                 <w:color w:val="000000" w:themeColor="text1"/>
               </w:rPr>
             </w:pPr>
+            <w:r>
+              <w:rPr>
+                <w:rFonts w:cs="Arial"/>
+                <w:color w:val="000000" w:themeColor="text1"/>
+              </w:rPr>
+              <w:t xml:space="preserve">Arlo </w:t>
+            </w:r>
+            <w:r>
+              <w:rPr>
+                <w:rFonts w:cs="Arial"/>
+                <w:color w:val="000000" w:themeColor="text1"/>
+              </w:rPr>
+              <w:t>D’Cruz</w:t>
+            </w:r>
           </w:p>
         </w:tc>
         <w:tc>
@@ -2002,6 +2867,22 @@
                 <w:color w:val="000000" w:themeColor="text1"/>
               </w:rPr>
             </w:pPr>
+            <w:hyperlink r:id="rId21" w:history="1">
+              <w:r>
+                <w:rPr>
+                  <w:rStyle w:val="Hyperlink"/>
+                  <w:rFonts w:cs="Arial"/>
+                </w:rPr>
+                <w:t>arlo.dcruz@omron.com</w:t>
+              </w:r>
+            </w:hyperlink>
+            <w:r>
+              <w:rPr>
+                <w:rFonts w:cs="Arial"/>
+                <w:color w:val="000000" w:themeColor="text1"/>
+              </w:rPr>
+              <w:t xml:space="preserve"> </w:t>
+            </w:r>
           </w:p>
         </w:tc>
       </w:tr>
@@ -2015,12 +2896,9 @@
       </w:pPr>
     </w:p>
     <w:sectPr>
-      <w:headerReference w:type="even" r:id="rId12"/>
-      <w:headerReference w:type="default" r:id="rId13"/>
-      <w:footerReference w:type="even" r:id="rId14"/>
-      <w:footerReference w:type="default" r:id="rId15"/>
-      <w:headerReference w:type="first" r:id="rId16"/>
-      <w:footerReference w:type="first" r:id="rId17"/>
+      <w:headerReference w:type="default" r:id="rId22"/>
+      <w:footerReference w:type="default" r:id="rId23"/>
+      <w:headerReference w:type="first" r:id="rId24"/>
       <w:pgSz w:w="11906" w:h="16838" w:code="9"/>
       <w:pgMar w:top="1135" w:right="1440" w:bottom="1134" w:left="1440" w:header="567" w:footer="625" w:gutter="0"/>
       <w:pgNumType w:start="1"/>
@@ -2057,16 +2935,6 @@
 </file>
 
 <file path=word/footer1.xml><?xml version="1.0" encoding="utf-8"?>
-<w:ftr xmlns:wpc="http://schemas.microsoft.com/office/word/2010/wordprocessingCanvas" xmlns:cx="http://schemas.microsoft.com/office/drawing/2014/chartex" xmlns:cx1="http://schemas.microsoft.com/office/drawing/2015/9/8/chartex" xmlns:cx2="http://schemas.microsoft.com/office/drawing/2015/10/21/chartex" xmlns:cx3="http://schemas.microsoft.com/office/drawing/2016/5/9/chartex" xmlns:cx4="http://schemas.microsoft.com/office/drawing/2016/5/10/chartex" xmlns:cx5="http://schemas.microsoft.com/office/drawing/2016/5/11/chartex" xmlns:cx6="http://schemas.microsoft.com/office/drawing/2016/5/12/chartex" xmlns:cx7="http://schemas.microsoft.com/office/drawing/2016/5/13/chartex" xmlns:cx8="http://schemas.microsoft.com/office/drawing/2016/5/14/chartex" xmlns:mc="http://schemas.openxmlformats.org/markup-compatibility/2006" xmlns:aink="http://schemas.microsoft.com/office/drawing/2016/ink" xmlns:am3d="http://schemas.microsoft.com/office/drawing/2017/model3d" xmlns:o="urn:schemas-microsoft-com:office:office" xmlns:oel="http://schemas.microsoft.com/office/2019/extlst" xmlns:r="http://schemas.openxmlformats.org/officeDocument/2006/relationships" xmlns:m="http://schemas.openxmlformats.org/officeDocument/2006/math" xmlns:v="urn:schemas-microsoft-com:vml" xmlns:wp14="http://schemas.microsoft.com/office/word/2010/wordprocessingDrawing" xmlns:wp="http://schemas.openxmlformats.org/drawingml/2006/wordprocessingDrawing" xmlns:w10="urn:schemas-microsoft-com:office:word" xmlns:w="http://schemas.openxmlformats.org/wordprocessingml/2006/main" xmlns:w14="http://schemas.microsoft.com/office/word/2010/wordml" xmlns:w15="http://schemas.microsoft.com/office/word/2012/wordml" xmlns:w16cex="http://schemas.microsoft.com/office/word/2018/wordml/cex" xmlns:w16cid="http://schemas.microsoft.com/office/word/2016/wordml/cid" xmlns:w16="http://schemas.microsoft.com/office/word/2018/wordml" xmlns:w16du="http://schemas.microsoft.com/office/word/2023/wordml/word16du" xmlns:w16sdtdh="http://schemas.microsoft.com/office/word/2020/wordml/sdtdatahash" xmlns:w16sdtfl="http://schemas.microsoft.com/office/word/2024/wordml/sdtformatlock" xmlns:w16se="http://schemas.microsoft.com/office/word/2015/wordml/symex" xmlns:wpg="http://schemas.microsoft.com/office/word/2010/wordprocessingGroup" xmlns:wpi="http://schemas.microsoft.com/office/word/2010/wordprocessingInk" xmlns:wne="http://schemas.microsoft.com/office/word/2006/wordml" xmlns:wps="http://schemas.microsoft.com/office/word/2010/wordprocessingShape" mc:Ignorable="w14 w15 w16se w16cid w16 w16cex w16sdtdh w16sdtfl w16du wp14">
-  <w:p>
-    <w:pPr>
-      <w:pStyle w:val="Footer"/>
-    </w:pPr>
-  </w:p>
-</w:ftr>
-</file>
-
-<file path=word/footer2.xml><?xml version="1.0" encoding="utf-8"?>
 <w:ftr xmlns:wpc="http://schemas.microsoft.com/office/word/2010/wordprocessingCanvas" xmlns:cx="http://schemas.microsoft.com/office/drawing/2014/chartex" xmlns:cx1="http://schemas.microsoft.com/office/drawing/2015/9/8/chartex" xmlns:cx2="http://schemas.microsoft.com/office/drawing/2015/10/21/chartex" xmlns:cx3="http://schemas.microsoft.com/office/drawing/2016/5/9/chartex" xmlns:cx4="http://schemas.microsoft.com/office/drawing/2016/5/10/chartex" xmlns:cx5="http://schemas.microsoft.com/office/drawing/2016/5/11/chartex" xmlns:cx6="http://schemas.microsoft.com/office/drawing/2016/5/12/chartex" xmlns:cx7="http://schemas.microsoft.com/office/drawing/2016/5/13/chartex" xmlns:cx8="http://schemas.microsoft.com/office/drawing/2016/5/14/chartex" xmlns:mc="http://schemas.openxmlformats.org/markup-compatibility/2006" xmlns:aink="http://schemas.microsoft.com/office/drawing/2016/ink" xmlns:am3d="http://schemas.microsoft.com/office/drawing/2017/model3d" xmlns:o="urn:schemas-microsoft-com:office:office" xmlns:oel="http://schemas.microsoft.com/office/2019/extlst" xmlns:r="http://schemas.openxmlformats.org/officeDocument/2006/relationships" xmlns:m="http://schemas.openxmlformats.org/officeDocument/2006/math" xmlns:v="urn:schemas-microsoft-com:vml" xmlns:wp14="http://schemas.microsoft.com/office/word/2010/wordprocessingDrawing" xmlns:wp="http://schemas.openxmlformats.org/drawingml/2006/wordprocessingDrawing" xmlns:w10="urn:schemas-microsoft-com:office:word" xmlns:w="http://schemas.openxmlformats.org/wordprocessingml/2006/main" xmlns:w14="http://schemas.microsoft.com/office/word/2010/wordml" xmlns:w15="http://schemas.microsoft.com/office/word/2012/wordml" xmlns:w16cex="http://schemas.microsoft.com/office/word/2018/wordml/cex" xmlns:w16cid="http://schemas.microsoft.com/office/word/2016/wordml/cid" xmlns:w16="http://schemas.microsoft.com/office/word/2018/wordml" xmlns:w16du="http://schemas.microsoft.com/office/word/2023/wordml/word16du" xmlns:w16sdtdh="http://schemas.microsoft.com/office/word/2020/wordml/sdtdatahash" xmlns:w16sdtfl="http://schemas.microsoft.com/office/word/2024/wordml/sdtformatlock" xmlns:w16se="http://schemas.microsoft.com/office/word/2015/wordml/symex" xmlns:wpg="http://schemas.microsoft.com/office/word/2010/wordprocessingGroup" xmlns:wpi="http://schemas.microsoft.com/office/word/2010/wordprocessingInk" xmlns:wne="http://schemas.microsoft.com/office/word/2006/wordml" xmlns:wps="http://schemas.microsoft.com/office/word/2010/wordprocessingShape" mc:Ignorable="w14 w15 w16se w16cid w16 w16cex w16sdtdh w16sdtfl w16du wp14">
   <w:p>
     <w:pPr>
@@ -2530,16 +3398,6 @@
 </w:ftr>
 </file>
 
-<file path=word/footer3.xml><?xml version="1.0" encoding="utf-8"?>
-<w:ftr xmlns:wpc="http://schemas.microsoft.com/office/word/2010/wordprocessingCanvas" xmlns:cx="http://schemas.microsoft.com/office/drawing/2014/chartex" xmlns:cx1="http://schemas.microsoft.com/office/drawing/2015/9/8/chartex" xmlns:cx2="http://schemas.microsoft.com/office/drawing/2015/10/21/chartex" xmlns:cx3="http://schemas.microsoft.com/office/drawing/2016/5/9/chartex" xmlns:cx4="http://schemas.microsoft.com/office/drawing/2016/5/10/chartex" xmlns:cx5="http://schemas.microsoft.com/office/drawing/2016/5/11/chartex" xmlns:cx6="http://schemas.microsoft.com/office/drawing/2016/5/12/chartex" xmlns:cx7="http://schemas.microsoft.com/office/drawing/2016/5/13/chartex" xmlns:cx8="http://schemas.microsoft.com/office/drawing/2016/5/14/chartex" xmlns:mc="http://schemas.openxmlformats.org/markup-compatibility/2006" xmlns:aink="http://schemas.microsoft.com/office/drawing/2016/ink" xmlns:am3d="http://schemas.microsoft.com/office/drawing/2017/model3d" xmlns:o="urn:schemas-microsoft-com:office:office" xmlns:oel="http://schemas.microsoft.com/office/2019/extlst" xmlns:r="http://schemas.openxmlformats.org/officeDocument/2006/relationships" xmlns:m="http://schemas.openxmlformats.org/officeDocument/2006/math" xmlns:v="urn:schemas-microsoft-com:vml" xmlns:wp14="http://schemas.microsoft.com/office/word/2010/wordprocessingDrawing" xmlns:wp="http://schemas.openxmlformats.org/drawingml/2006/wordprocessingDrawing" xmlns:w10="urn:schemas-microsoft-com:office:word" xmlns:w="http://schemas.openxmlformats.org/wordprocessingml/2006/main" xmlns:w14="http://schemas.microsoft.com/office/word/2010/wordml" xmlns:w15="http://schemas.microsoft.com/office/word/2012/wordml" xmlns:w16cex="http://schemas.microsoft.com/office/word/2018/wordml/cex" xmlns:w16cid="http://schemas.microsoft.com/office/word/2016/wordml/cid" xmlns:w16="http://schemas.microsoft.com/office/word/2018/wordml" xmlns:w16du="http://schemas.microsoft.com/office/word/2023/wordml/word16du" xmlns:w16sdtdh="http://schemas.microsoft.com/office/word/2020/wordml/sdtdatahash" xmlns:w16sdtfl="http://schemas.microsoft.com/office/word/2024/wordml/sdtformatlock" xmlns:w16se="http://schemas.microsoft.com/office/word/2015/wordml/symex" xmlns:wpg="http://schemas.microsoft.com/office/word/2010/wordprocessingGroup" xmlns:wpi="http://schemas.microsoft.com/office/word/2010/wordprocessingInk" xmlns:wne="http://schemas.microsoft.com/office/word/2006/wordml" xmlns:wps="http://schemas.microsoft.com/office/word/2010/wordprocessingShape" mc:Ignorable="w14 w15 w16se w16cid w16 w16cex w16sdtdh w16sdtfl w16du wp14">
-  <w:p>
-    <w:pPr>
-      <w:pStyle w:val="Footer"/>
-    </w:pPr>
-  </w:p>
-</w:ftr>
-</file>
-
 <file path=word/footnotes.xml><?xml version="1.0" encoding="utf-8"?>
 <w:footnotes xmlns:wpc="http://schemas.microsoft.com/office/word/2010/wordprocessingCanvas" xmlns:cx="http://schemas.microsoft.com/office/drawing/2014/chartex" xmlns:cx1="http://schemas.microsoft.com/office/drawing/2015/9/8/chartex" xmlns:cx2="http://schemas.microsoft.com/office/drawing/2015/10/21/chartex" xmlns:cx3="http://schemas.microsoft.com/office/drawing/2016/5/9/chartex" xmlns:cx4="http://schemas.microsoft.com/office/drawing/2016/5/10/chartex" xmlns:cx5="http://schemas.microsoft.com/office/drawing/2016/5/11/chartex" xmlns:cx6="http://schemas.microsoft.com/office/drawing/2016/5/12/chartex" xmlns:cx7="http://schemas.microsoft.com/office/drawing/2016/5/13/chartex" xmlns:cx8="http://schemas.microsoft.com/office/drawing/2016/5/14/chartex" xmlns:mc="http://schemas.openxmlformats.org/markup-compatibility/2006" xmlns:aink="http://schemas.microsoft.com/office/drawing/2016/ink" xmlns:am3d="http://schemas.microsoft.com/office/drawing/2017/model3d" xmlns:o="urn:schemas-microsoft-com:office:office" xmlns:oel="http://schemas.microsoft.com/office/2019/extlst" xmlns:r="http://schemas.openxmlformats.org/officeDocument/2006/relationships" xmlns:m="http://schemas.openxmlformats.org/officeDocument/2006/math" xmlns:v="urn:schemas-microsoft-com:vml" xmlns:wp14="http://schemas.microsoft.com/office/word/2010/wordprocessingDrawing" xmlns:wp="http://schemas.openxmlformats.org/drawingml/2006/wordprocessingDrawing" xmlns:w10="urn:schemas-microsoft-com:office:word" xmlns:w="http://schemas.openxmlformats.org/wordprocessingml/2006/main" xmlns:w14="http://schemas.microsoft.com/office/word/2010/wordml" xmlns:w15="http://schemas.microsoft.com/office/word/2012/wordml" xmlns:w16cex="http://schemas.microsoft.com/office/word/2018/wordml/cex" xmlns:w16cid="http://schemas.microsoft.com/office/word/2016/wordml/cid" xmlns:w16="http://schemas.microsoft.com/office/word/2018/wordml" xmlns:w16du="http://schemas.microsoft.com/office/word/2023/wordml/word16du" xmlns:w16sdtdh="http://schemas.microsoft.com/office/word/2020/wordml/sdtdatahash" xmlns:w16sdtfl="http://schemas.microsoft.com/office/word/2024/wordml/sdtformatlock" xmlns:w16se="http://schemas.microsoft.com/office/word/2015/wordml/symex" xmlns:wpg="http://schemas.microsoft.com/office/word/2010/wordprocessingGroup" xmlns:wpi="http://schemas.microsoft.com/office/word/2010/wordprocessingInk" xmlns:wne="http://schemas.microsoft.com/office/word/2006/wordml" xmlns:wps="http://schemas.microsoft.com/office/word/2010/wordprocessingShape" mc:Ignorable="w14 w15 w16se w16cid w16 w16cex w16sdtdh w16sdtfl w16du wp14">
   <w:footnote w:type="separator" w:id="-1">
@@ -2566,16 +3424,6 @@
 </file>
 
 <file path=word/header1.xml><?xml version="1.0" encoding="utf-8"?>
-<w:hdr xmlns:wpc="http://schemas.microsoft.com/office/word/2010/wordprocessingCanvas" xmlns:cx="http://schemas.microsoft.com/office/drawing/2014/chartex" xmlns:cx1="http://schemas.microsoft.com/office/drawing/2015/9/8/chartex" xmlns:cx2="http://schemas.microsoft.com/office/drawing/2015/10/21/chartex" xmlns:cx3="http://schemas.microsoft.com/office/drawing/2016/5/9/chartex" xmlns:cx4="http://schemas.microsoft.com/office/drawing/2016/5/10/chartex" xmlns:cx5="http://schemas.microsoft.com/office/drawing/2016/5/11/chartex" xmlns:cx6="http://schemas.microsoft.com/office/drawing/2016/5/12/chartex" xmlns:cx7="http://schemas.microsoft.com/office/drawing/2016/5/13/chartex" xmlns:cx8="http://schemas.microsoft.com/office/drawing/2016/5/14/chartex" xmlns:mc="http://schemas.openxmlformats.org/markup-compatibility/2006" xmlns:aink="http://schemas.microsoft.com/office/drawing/2016/ink" xmlns:am3d="http://schemas.microsoft.com/office/drawing/2017/model3d" xmlns:o="urn:schemas-microsoft-com:office:office" xmlns:oel="http://schemas.microsoft.com/office/2019/extlst" xmlns:r="http://schemas.openxmlformats.org/officeDocument/2006/relationships" xmlns:m="http://schemas.openxmlformats.org/officeDocument/2006/math" xmlns:v="urn:schemas-microsoft-com:vml" xmlns:wp14="http://schemas.microsoft.com/office/word/2010/wordprocessingDrawing" xmlns:wp="http://schemas.openxmlformats.org/drawingml/2006/wordprocessingDrawing" xmlns:w10="urn:schemas-microsoft-com:office:word" xmlns:w="http://schemas.openxmlformats.org/wordprocessingml/2006/main" xmlns:w14="http://schemas.microsoft.com/office/word/2010/wordml" xmlns:w15="http://schemas.microsoft.com/office/word/2012/wordml" xmlns:w16cex="http://schemas.microsoft.com/office/word/2018/wordml/cex" xmlns:w16cid="http://schemas.microsoft.com/office/word/2016/wordml/cid" xmlns:w16="http://schemas.microsoft.com/office/word/2018/wordml" xmlns:w16du="http://schemas.microsoft.com/office/word/2023/wordml/word16du" xmlns:w16sdtdh="http://schemas.microsoft.com/office/word/2020/wordml/sdtdatahash" xmlns:w16sdtfl="http://schemas.microsoft.com/office/word/2024/wordml/sdtformatlock" xmlns:w16se="http://schemas.microsoft.com/office/word/2015/wordml/symex" xmlns:wpg="http://schemas.microsoft.com/office/word/2010/wordprocessingGroup" xmlns:wpi="http://schemas.microsoft.com/office/word/2010/wordprocessingInk" xmlns:wne="http://schemas.microsoft.com/office/word/2006/wordml" xmlns:wps="http://schemas.microsoft.com/office/word/2010/wordprocessingShape" mc:Ignorable="w14 w15 w16se w16cid w16 w16cex w16sdtdh w16sdtfl w16du wp14">
-  <w:p>
-    <w:pPr>
-      <w:pStyle w:val="Header"/>
-    </w:pPr>
-  </w:p>
-</w:hdr>
-</file>
-
-<file path=word/header2.xml><?xml version="1.0" encoding="utf-8"?>
 <w:hdr xmlns:wpc="http://schemas.microsoft.com/office/word/2010/wordprocessingCanvas" xmlns:cx="http://schemas.microsoft.com/office/drawing/2014/chartex" xmlns:cx1="http://schemas.microsoft.com/office/drawing/2015/9/8/chartex" xmlns:cx2="http://schemas.microsoft.com/office/drawing/2015/10/21/chartex" xmlns:cx3="http://schemas.microsoft.com/office/drawing/2016/5/9/chartex" xmlns:cx4="http://schemas.microsoft.com/office/drawing/2016/5/10/chartex" xmlns:cx5="http://schemas.microsoft.com/office/drawing/2016/5/11/chartex" xmlns:cx6="http://schemas.microsoft.com/office/drawing/2016/5/12/chartex" xmlns:cx7="http://schemas.microsoft.com/office/drawing/2016/5/13/chartex" xmlns:cx8="http://schemas.microsoft.com/office/drawing/2016/5/14/chartex" xmlns:mc="http://schemas.openxmlformats.org/markup-compatibility/2006" xmlns:aink="http://schemas.microsoft.com/office/drawing/2016/ink" xmlns:am3d="http://schemas.microsoft.com/office/drawing/2017/model3d" xmlns:o="urn:schemas-microsoft-com:office:office" xmlns:oel="http://schemas.microsoft.com/office/2019/extlst" xmlns:r="http://schemas.openxmlformats.org/officeDocument/2006/relationships" xmlns:m="http://schemas.openxmlformats.org/officeDocument/2006/math" xmlns:v="urn:schemas-microsoft-com:vml" xmlns:wp14="http://schemas.microsoft.com/office/word/2010/wordprocessingDrawing" xmlns:wp="http://schemas.openxmlformats.org/drawingml/2006/wordprocessingDrawing" xmlns:w10="urn:schemas-microsoft-com:office:word" xmlns:w="http://schemas.openxmlformats.org/wordprocessingml/2006/main" xmlns:w14="http://schemas.microsoft.com/office/word/2010/wordml" xmlns:w15="http://schemas.microsoft.com/office/word/2012/wordml" xmlns:w16cex="http://schemas.microsoft.com/office/word/2018/wordml/cex" xmlns:w16cid="http://schemas.microsoft.com/office/word/2016/wordml/cid" xmlns:w16="http://schemas.microsoft.com/office/word/2018/wordml" xmlns:w16du="http://schemas.microsoft.com/office/word/2023/wordml/word16du" xmlns:w16sdtdh="http://schemas.microsoft.com/office/word/2020/wordml/sdtdatahash" xmlns:w16sdtfl="http://schemas.microsoft.com/office/word/2024/wordml/sdtformatlock" xmlns:w16se="http://schemas.microsoft.com/office/word/2015/wordml/symex" xmlns:wpg="http://schemas.microsoft.com/office/word/2010/wordprocessingGroup" xmlns:wpi="http://schemas.microsoft.com/office/word/2010/wordprocessingInk" xmlns:wne="http://schemas.microsoft.com/office/word/2006/wordml" xmlns:wps="http://schemas.microsoft.com/office/word/2010/wordprocessingShape" mc:Ignorable="w14 w15 w16se w16cid w16 w16cex w16sdtdh w16sdtfl w16du wp14">
   <w:p>
     <w:pPr>
@@ -2764,7 +3612,7 @@
                                         <w:sz w:val="24"/>
                                         <w:szCs w:val="24"/>
                                       </w:rPr>
-                                      <w:t>Technical Supplement</w:t>
+                                      <w:t>Component Description</w:t>
                                     </w:r>
                                   </w:p>
                                 </w:tc>
@@ -2968,7 +3816,7 @@
                                   <w:sz w:val="24"/>
                                   <w:szCs w:val="24"/>
                                 </w:rPr>
-                                <w:t>Technical Supplement</w:t>
+                                <w:t>Component Description</w:t>
                               </w:r>
                             </w:p>
                           </w:tc>
@@ -3019,7 +3867,7 @@
 </w:hdr>
 </file>
 
-<file path=word/header3.xml><?xml version="1.0" encoding="utf-8"?>
+<file path=word/header2.xml><?xml version="1.0" encoding="utf-8"?>
 <w:hdr xmlns:wpc="http://schemas.microsoft.com/office/word/2010/wordprocessingCanvas" xmlns:cx="http://schemas.microsoft.com/office/drawing/2014/chartex" xmlns:cx1="http://schemas.microsoft.com/office/drawing/2015/9/8/chartex" xmlns:cx2="http://schemas.microsoft.com/office/drawing/2015/10/21/chartex" xmlns:cx3="http://schemas.microsoft.com/office/drawing/2016/5/9/chartex" xmlns:cx4="http://schemas.microsoft.com/office/drawing/2016/5/10/chartex" xmlns:cx5="http://schemas.microsoft.com/office/drawing/2016/5/11/chartex" xmlns:cx6="http://schemas.microsoft.com/office/drawing/2016/5/12/chartex" xmlns:cx7="http://schemas.microsoft.com/office/drawing/2016/5/13/chartex" xmlns:cx8="http://schemas.microsoft.com/office/drawing/2016/5/14/chartex" xmlns:mc="http://schemas.openxmlformats.org/markup-compatibility/2006" xmlns:aink="http://schemas.microsoft.com/office/drawing/2016/ink" xmlns:am3d="http://schemas.microsoft.com/office/drawing/2017/model3d" xmlns:o="urn:schemas-microsoft-com:office:office" xmlns:oel="http://schemas.microsoft.com/office/2019/extlst" xmlns:r="http://schemas.openxmlformats.org/officeDocument/2006/relationships" xmlns:m="http://schemas.openxmlformats.org/officeDocument/2006/math" xmlns:v="urn:schemas-microsoft-com:vml" xmlns:wp14="http://schemas.microsoft.com/office/word/2010/wordprocessingDrawing" xmlns:wp="http://schemas.openxmlformats.org/drawingml/2006/wordprocessingDrawing" xmlns:w10="urn:schemas-microsoft-com:office:word" xmlns:w="http://schemas.openxmlformats.org/wordprocessingml/2006/main" xmlns:w14="http://schemas.microsoft.com/office/word/2010/wordml" xmlns:w15="http://schemas.microsoft.com/office/word/2012/wordml" xmlns:w16cex="http://schemas.microsoft.com/office/word/2018/wordml/cex" xmlns:w16cid="http://schemas.microsoft.com/office/word/2016/wordml/cid" xmlns:w16="http://schemas.microsoft.com/office/word/2018/wordml" xmlns:w16du="http://schemas.microsoft.com/office/word/2023/wordml/word16du" xmlns:w16sdtdh="http://schemas.microsoft.com/office/word/2020/wordml/sdtdatahash" xmlns:w16sdtfl="http://schemas.microsoft.com/office/word/2024/wordml/sdtformatlock" xmlns:w16se="http://schemas.microsoft.com/office/word/2015/wordml/symex" xmlns:wpg="http://schemas.microsoft.com/office/word/2010/wordprocessingGroup" xmlns:wpi="http://schemas.microsoft.com/office/word/2010/wordprocessingInk" xmlns:wne="http://schemas.microsoft.com/office/word/2006/wordml" xmlns:wps="http://schemas.microsoft.com/office/word/2010/wordprocessingShape" mc:Ignorable="w14 w15 w16se w16cid w16 w16cex w16sdtdh w16sdtfl w16du wp14">
   <w:p>
     <w:pPr>
@@ -3189,6 +4037,95 @@
     </w:lvl>
   </w:abstractNum>
   <w:abstractNum w:abstractNumId="1" w15:restartNumberingAfterBreak="0">
+    <w:nsid w:val="08944774"/>
+    <w:multiLevelType w:val="hybridMultilevel"/>
+    <w:tmpl w:val="33B2AD4A"/>
+    <w:lvl w:ilvl="0" w:tplc="1409000F">
+      <w:start w:val="1"/>
+      <w:numFmt w:val="decimal"/>
+      <w:lvlText w:val="%1."/>
+      <w:lvlJc w:val="left"/>
+      <w:pPr>
+        <w:ind w:left="720" w:hanging="360"/>
+      </w:pPr>
+      <w:rPr>
+        <w:rFonts w:hint="default"/>
+      </w:rPr>
+    </w:lvl>
+    <w:lvl w:ilvl="1" w:tplc="14090019">
+      <w:start w:val="1"/>
+      <w:numFmt w:val="lowerLetter"/>
+      <w:lvlText w:val="%2."/>
+      <w:lvlJc w:val="left"/>
+      <w:pPr>
+        <w:ind w:left="1440" w:hanging="360"/>
+      </w:pPr>
+    </w:lvl>
+    <w:lvl w:ilvl="2" w:tplc="1409001B" w:tentative="1">
+      <w:start w:val="1"/>
+      <w:numFmt w:val="lowerRoman"/>
+      <w:lvlText w:val="%3."/>
+      <w:lvlJc w:val="right"/>
+      <w:pPr>
+        <w:ind w:left="2160" w:hanging="180"/>
+      </w:pPr>
+    </w:lvl>
+    <w:lvl w:ilvl="3" w:tplc="1409000F" w:tentative="1">
+      <w:start w:val="1"/>
+      <w:numFmt w:val="decimal"/>
+      <w:lvlText w:val="%4."/>
+      <w:lvlJc w:val="left"/>
+      <w:pPr>
+        <w:ind w:left="2880" w:hanging="360"/>
+      </w:pPr>
+    </w:lvl>
+    <w:lvl w:ilvl="4" w:tplc="14090019" w:tentative="1">
+      <w:start w:val="1"/>
+      <w:numFmt w:val="lowerLetter"/>
+      <w:lvlText w:val="%5."/>
+      <w:lvlJc w:val="left"/>
+      <w:pPr>
+        <w:ind w:left="3600" w:hanging="360"/>
+      </w:pPr>
+    </w:lvl>
+    <w:lvl w:ilvl="5" w:tplc="1409001B" w:tentative="1">
+      <w:start w:val="1"/>
+      <w:numFmt w:val="lowerRoman"/>
+      <w:lvlText w:val="%6."/>
+      <w:lvlJc w:val="right"/>
+      <w:pPr>
+        <w:ind w:left="4320" w:hanging="180"/>
+      </w:pPr>
+    </w:lvl>
+    <w:lvl w:ilvl="6" w:tplc="1409000F" w:tentative="1">
+      <w:start w:val="1"/>
+      <w:numFmt w:val="decimal"/>
+      <w:lvlText w:val="%7."/>
+      <w:lvlJc w:val="left"/>
+      <w:pPr>
+        <w:ind w:left="5040" w:hanging="360"/>
+      </w:pPr>
+    </w:lvl>
+    <w:lvl w:ilvl="7" w:tplc="14090019" w:tentative="1">
+      <w:start w:val="1"/>
+      <w:numFmt w:val="lowerLetter"/>
+      <w:lvlText w:val="%8."/>
+      <w:lvlJc w:val="left"/>
+      <w:pPr>
+        <w:ind w:left="5760" w:hanging="360"/>
+      </w:pPr>
+    </w:lvl>
+    <w:lvl w:ilvl="8" w:tplc="1409001B" w:tentative="1">
+      <w:start w:val="1"/>
+      <w:numFmt w:val="lowerRoman"/>
+      <w:lvlText w:val="%9."/>
+      <w:lvlJc w:val="right"/>
+      <w:pPr>
+        <w:ind w:left="6480" w:hanging="180"/>
+      </w:pPr>
+    </w:lvl>
+  </w:abstractNum>
+  <w:abstractNum w:abstractNumId="2" w15:restartNumberingAfterBreak="0">
     <w:nsid w:val="0EC1417F"/>
     <w:multiLevelType w:val="hybridMultilevel"/>
     <w:tmpl w:val="D4C4E91C"/>
@@ -3278,7 +4215,7 @@
       </w:pPr>
     </w:lvl>
   </w:abstractNum>
-  <w:abstractNum w:abstractNumId="2" w15:restartNumberingAfterBreak="0">
+  <w:abstractNum w:abstractNumId="3" w15:restartNumberingAfterBreak="0">
     <w:nsid w:val="16394DB7"/>
     <w:multiLevelType w:val="hybridMultilevel"/>
     <w:tmpl w:val="599C3EA4"/>
@@ -3391,7 +4328,7 @@
       </w:rPr>
     </w:lvl>
   </w:abstractNum>
-  <w:abstractNum w:abstractNumId="3" w15:restartNumberingAfterBreak="0">
+  <w:abstractNum w:abstractNumId="4" w15:restartNumberingAfterBreak="0">
     <w:nsid w:val="1B013B60"/>
     <w:multiLevelType w:val="hybridMultilevel"/>
     <w:tmpl w:val="DC789034"/>
@@ -3480,7 +4417,7 @@
       </w:pPr>
     </w:lvl>
   </w:abstractNum>
-  <w:abstractNum w:abstractNumId="4" w15:restartNumberingAfterBreak="0">
+  <w:abstractNum w:abstractNumId="5" w15:restartNumberingAfterBreak="0">
     <w:nsid w:val="1B7765AF"/>
     <w:multiLevelType w:val="hybridMultilevel"/>
     <w:tmpl w:val="6AAEF7E4"/>
@@ -3593,7 +4530,7 @@
       </w:rPr>
     </w:lvl>
   </w:abstractNum>
-  <w:abstractNum w:abstractNumId="5" w15:restartNumberingAfterBreak="0">
+  <w:abstractNum w:abstractNumId="6" w15:restartNumberingAfterBreak="0">
     <w:nsid w:val="1BBB1104"/>
     <w:multiLevelType w:val="hybridMultilevel"/>
     <w:tmpl w:val="FA00539E"/>
@@ -3706,7 +4643,7 @@
       </w:rPr>
     </w:lvl>
   </w:abstractNum>
-  <w:abstractNum w:abstractNumId="6" w15:restartNumberingAfterBreak="0">
+  <w:abstractNum w:abstractNumId="7" w15:restartNumberingAfterBreak="0">
     <w:nsid w:val="2A27461D"/>
     <w:multiLevelType w:val="hybridMultilevel"/>
     <w:tmpl w:val="55341042"/>
@@ -3795,7 +4732,7 @@
       </w:pPr>
     </w:lvl>
   </w:abstractNum>
-  <w:abstractNum w:abstractNumId="7" w15:restartNumberingAfterBreak="0">
+  <w:abstractNum w:abstractNumId="8" w15:restartNumberingAfterBreak="0">
     <w:nsid w:val="38183F34"/>
     <w:multiLevelType w:val="hybridMultilevel"/>
     <w:tmpl w:val="35E2711A"/>
@@ -3884,7 +4821,7 @@
       </w:pPr>
     </w:lvl>
   </w:abstractNum>
-  <w:abstractNum w:abstractNumId="8" w15:restartNumberingAfterBreak="0">
+  <w:abstractNum w:abstractNumId="9" w15:restartNumberingAfterBreak="0">
     <w:nsid w:val="3E3256A3"/>
     <w:multiLevelType w:val="hybridMultilevel"/>
     <w:tmpl w:val="1DACCFB6"/>
@@ -3973,7 +4910,7 @@
       </w:pPr>
     </w:lvl>
   </w:abstractNum>
-  <w:abstractNum w:abstractNumId="9" w15:restartNumberingAfterBreak="0">
+  <w:abstractNum w:abstractNumId="10" w15:restartNumberingAfterBreak="0">
     <w:nsid w:val="4B037DEF"/>
     <w:multiLevelType w:val="hybridMultilevel"/>
     <w:tmpl w:val="C792E706"/>
@@ -4059,7 +4996,7 @@
       </w:pPr>
     </w:lvl>
   </w:abstractNum>
-  <w:abstractNum w:abstractNumId="10" w15:restartNumberingAfterBreak="0">
+  <w:abstractNum w:abstractNumId="11" w15:restartNumberingAfterBreak="0">
     <w:nsid w:val="53C875B6"/>
     <w:multiLevelType w:val="hybridMultilevel"/>
     <w:tmpl w:val="18608F4A"/>
@@ -4148,7 +5085,7 @@
       </w:pPr>
     </w:lvl>
   </w:abstractNum>
-  <w:abstractNum w:abstractNumId="11" w15:restartNumberingAfterBreak="0">
+  <w:abstractNum w:abstractNumId="12" w15:restartNumberingAfterBreak="0">
     <w:nsid w:val="5F731AFC"/>
     <w:multiLevelType w:val="hybridMultilevel"/>
     <w:tmpl w:val="BA001134"/>
@@ -4234,7 +5171,120 @@
       </w:pPr>
     </w:lvl>
   </w:abstractNum>
-  <w:abstractNum w:abstractNumId="12" w15:restartNumberingAfterBreak="0">
+  <w:abstractNum w:abstractNumId="13" w15:restartNumberingAfterBreak="0">
+    <w:nsid w:val="6CE55453"/>
+    <w:multiLevelType w:val="hybridMultilevel"/>
+    <w:tmpl w:val="EAA0B218"/>
+    <w:lvl w:ilvl="0" w:tplc="295639E8">
+      <w:start w:val="3"/>
+      <w:numFmt w:val="bullet"/>
+      <w:lvlText w:val="-"/>
+      <w:lvlJc w:val="left"/>
+      <w:pPr>
+        <w:ind w:left="1080" w:hanging="360"/>
+      </w:pPr>
+      <w:rPr>
+        <w:rFonts w:ascii="Arial" w:eastAsiaTheme="minorHAnsi" w:hAnsi="Arial" w:cs="Arial" w:hint="default"/>
+      </w:rPr>
+    </w:lvl>
+    <w:lvl w:ilvl="1" w:tplc="14090003" w:tentative="1">
+      <w:start w:val="1"/>
+      <w:numFmt w:val="bullet"/>
+      <w:lvlText w:val="o"/>
+      <w:lvlJc w:val="left"/>
+      <w:pPr>
+        <w:ind w:left="1800" w:hanging="360"/>
+      </w:pPr>
+      <w:rPr>
+        <w:rFonts w:ascii="Courier New" w:hAnsi="Courier New" w:cs="Courier New" w:hint="default"/>
+      </w:rPr>
+    </w:lvl>
+    <w:lvl w:ilvl="2" w:tplc="14090005" w:tentative="1">
+      <w:start w:val="1"/>
+      <w:numFmt w:val="bullet"/>
+      <w:lvlText w:val=""/>
+      <w:lvlJc w:val="left"/>
+      <w:pPr>
+        <w:ind w:left="2520" w:hanging="360"/>
+      </w:pPr>
+      <w:rPr>
+        <w:rFonts w:ascii="Wingdings" w:hAnsi="Wingdings" w:hint="default"/>
+      </w:rPr>
+    </w:lvl>
+    <w:lvl w:ilvl="3" w:tplc="14090001" w:tentative="1">
+      <w:start w:val="1"/>
+      <w:numFmt w:val="bullet"/>
+      <w:lvlText w:val=""/>
+      <w:lvlJc w:val="left"/>
+      <w:pPr>
+        <w:ind w:left="3240" w:hanging="360"/>
+      </w:pPr>
+      <w:rPr>
+        <w:rFonts w:ascii="Symbol" w:hAnsi="Symbol" w:hint="default"/>
+      </w:rPr>
+    </w:lvl>
+    <w:lvl w:ilvl="4" w:tplc="14090003" w:tentative="1">
+      <w:start w:val="1"/>
+      <w:numFmt w:val="bullet"/>
+      <w:lvlText w:val="o"/>
+      <w:lvlJc w:val="left"/>
+      <w:pPr>
+        <w:ind w:left="3960" w:hanging="360"/>
+      </w:pPr>
+      <w:rPr>
+        <w:rFonts w:ascii="Courier New" w:hAnsi="Courier New" w:cs="Courier New" w:hint="default"/>
+      </w:rPr>
+    </w:lvl>
+    <w:lvl w:ilvl="5" w:tplc="14090005" w:tentative="1">
+      <w:start w:val="1"/>
+      <w:numFmt w:val="bullet"/>
+      <w:lvlText w:val=""/>
+      <w:lvlJc w:val="left"/>
+      <w:pPr>
+        <w:ind w:left="4680" w:hanging="360"/>
+      </w:pPr>
+      <w:rPr>
+        <w:rFonts w:ascii="Wingdings" w:hAnsi="Wingdings" w:hint="default"/>
+      </w:rPr>
+    </w:lvl>
+    <w:lvl w:ilvl="6" w:tplc="14090001" w:tentative="1">
+      <w:start w:val="1"/>
+      <w:numFmt w:val="bullet"/>
+      <w:lvlText w:val=""/>
+      <w:lvlJc w:val="left"/>
+      <w:pPr>
+        <w:ind w:left="5400" w:hanging="360"/>
+      </w:pPr>
+      <w:rPr>
+        <w:rFonts w:ascii="Symbol" w:hAnsi="Symbol" w:hint="default"/>
+      </w:rPr>
+    </w:lvl>
+    <w:lvl w:ilvl="7" w:tplc="14090003" w:tentative="1">
+      <w:start w:val="1"/>
+      <w:numFmt w:val="bullet"/>
+      <w:lvlText w:val="o"/>
+      <w:lvlJc w:val="left"/>
+      <w:pPr>
+        <w:ind w:left="6120" w:hanging="360"/>
+      </w:pPr>
+      <w:rPr>
+        <w:rFonts w:ascii="Courier New" w:hAnsi="Courier New" w:cs="Courier New" w:hint="default"/>
+      </w:rPr>
+    </w:lvl>
+    <w:lvl w:ilvl="8" w:tplc="14090005" w:tentative="1">
+      <w:start w:val="1"/>
+      <w:numFmt w:val="bullet"/>
+      <w:lvlText w:val=""/>
+      <w:lvlJc w:val="left"/>
+      <w:pPr>
+        <w:ind w:left="6840" w:hanging="360"/>
+      </w:pPr>
+      <w:rPr>
+        <w:rFonts w:ascii="Wingdings" w:hAnsi="Wingdings" w:hint="default"/>
+      </w:rPr>
+    </w:lvl>
+  </w:abstractNum>
+  <w:abstractNum w:abstractNumId="14" w15:restartNumberingAfterBreak="0">
     <w:nsid w:val="7E4A2A1B"/>
     <w:multiLevelType w:val="hybridMultilevel"/>
     <w:tmpl w:val="CE7AA594"/>
@@ -4321,43 +5371,49 @@
     </w:lvl>
   </w:abstractNum>
   <w:num w:numId="1" w16cid:durableId="1623537049">
-    <w:abstractNumId w:val="4"/>
+    <w:abstractNumId w:val="5"/>
   </w:num>
   <w:num w:numId="2" w16cid:durableId="282810040">
-    <w:abstractNumId w:val="5"/>
+    <w:abstractNumId w:val="6"/>
   </w:num>
   <w:num w:numId="3" w16cid:durableId="428240732">
-    <w:abstractNumId w:val="1"/>
+    <w:abstractNumId w:val="2"/>
   </w:num>
   <w:num w:numId="4" w16cid:durableId="1864509906">
-    <w:abstractNumId w:val="7"/>
+    <w:abstractNumId w:val="8"/>
   </w:num>
   <w:num w:numId="5" w16cid:durableId="5717250">
-    <w:abstractNumId w:val="10"/>
+    <w:abstractNumId w:val="11"/>
   </w:num>
   <w:num w:numId="6" w16cid:durableId="1133329861">
     <w:abstractNumId w:val="0"/>
   </w:num>
   <w:num w:numId="7" w16cid:durableId="1469860786">
-    <w:abstractNumId w:val="8"/>
+    <w:abstractNumId w:val="9"/>
   </w:num>
   <w:num w:numId="8" w16cid:durableId="52847872">
-    <w:abstractNumId w:val="6"/>
+    <w:abstractNumId w:val="7"/>
   </w:num>
   <w:num w:numId="9" w16cid:durableId="838540445">
+    <w:abstractNumId w:val="14"/>
+  </w:num>
+  <w:num w:numId="10" w16cid:durableId="1273980704">
     <w:abstractNumId w:val="12"/>
   </w:num>
-  <w:num w:numId="10" w16cid:durableId="1273980704">
-    <w:abstractNumId w:val="11"/>
+  <w:num w:numId="11" w16cid:durableId="614946523">
+    <w:abstractNumId w:val="4"/>
   </w:num>
-  <w:num w:numId="11" w16cid:durableId="614946523">
+  <w:num w:numId="12" w16cid:durableId="1689139604">
+    <w:abstractNumId w:val="10"/>
+  </w:num>
+  <w:num w:numId="13" w16cid:durableId="2077165988">
     <w:abstractNumId w:val="3"/>
   </w:num>
-  <w:num w:numId="12" w16cid:durableId="1689139604">
-    <w:abstractNumId w:val="9"/>
+  <w:num w:numId="14" w16cid:durableId="284121894">
+    <w:abstractNumId w:val="1"/>
   </w:num>
-  <w:num w:numId="13" w16cid:durableId="2077165988">
-    <w:abstractNumId w:val="2"/>
+  <w:num w:numId="15" w16cid:durableId="1029649911">
+    <w:abstractNumId w:val="13"/>
   </w:num>
 </w:numbering>
 </file>
@@ -4874,7 +5930,6 @@
   <w:style w:type="character" w:default="1" w:styleId="DefaultParagraphFont">
     <w:name w:val="Default Paragraph Font"/>
     <w:uiPriority w:val="1"/>
-    <w:semiHidden/>
     <w:unhideWhenUsed/>
   </w:style>
   <w:style w:type="table" w:default="1" w:styleId="TableNormal">
@@ -5466,19 +6521,19 @@
     <w:pitch w:val="variable"/>
     <w:sig w:usb0="00000000" w:usb1="10000000" w:usb2="00000000" w:usb3="00000000" w:csb0="80000000" w:csb1="00000000"/>
   </w:font>
+  <w:font w:name="Arial">
+    <w:panose1 w:val="020B0604020202020204"/>
+    <w:charset w:val="00"/>
+    <w:family w:val="swiss"/>
+    <w:pitch w:val="variable"/>
+    <w:sig w:usb0="E0002EFF" w:usb1="C000785B" w:usb2="00000009" w:usb3="00000000" w:csb0="000001FF" w:csb1="00000000"/>
+  </w:font>
   <w:font w:name="Calibri">
     <w:panose1 w:val="020F0502020204030204"/>
     <w:charset w:val="00"/>
     <w:family w:val="swiss"/>
     <w:pitch w:val="variable"/>
     <w:sig w:usb0="E4002EFF" w:usb1="C200247B" w:usb2="00000009" w:usb3="00000000" w:csb0="000001FF" w:csb1="00000000"/>
-  </w:font>
-  <w:font w:name="Arial">
-    <w:panose1 w:val="020B0604020202020204"/>
-    <w:charset w:val="00"/>
-    <w:family w:val="swiss"/>
-    <w:pitch w:val="variable"/>
-    <w:sig w:usb0="E0002EFF" w:usb1="C000785B" w:usb2="00000009" w:usb3="00000000" w:csb0="000001FF" w:csb1="00000000"/>
   </w:font>
   <w:font w:name="SimSun">
     <w:altName w:val="宋体"/>
@@ -5509,6 +6564,13 @@
     <w:family w:val="modern"/>
     <w:pitch w:val="fixed"/>
     <w:sig w:usb0="E00002FF" w:usb1="6AC7FDFB" w:usb2="08000012" w:usb3="00000000" w:csb0="0002009F" w:csb1="00000000"/>
+  </w:font>
+  <w:font w:name="Consolas">
+    <w:panose1 w:val="020B0609020204030204"/>
+    <w:charset w:val="00"/>
+    <w:family w:val="modern"/>
+    <w:pitch w:val="fixed"/>
+    <w:sig w:usb0="E00006FF" w:usb1="0000FCFF" w:usb2="00000001" w:usb3="00000000" w:csb0="0000019F" w:csb1="00000000"/>
   </w:font>
   <w:font w:name="Aptos">
     <w:charset w:val="00"/>
@@ -5541,8 +6603,13 @@
   </w:compat>
   <w:rsids>
     <w:rsidRoot w:val="00AC2B79"/>
+    <w:rsid w:val="00161C8F"/>
     <w:rsid w:val="0057021C"/>
+    <w:rsid w:val="009B750A"/>
+    <w:rsid w:val="00AA0E96"/>
+    <w:rsid w:val="00AB5194"/>
     <w:rsid w:val="00AC2B79"/>
+    <w:rsid w:val="00B3280E"/>
   </w:rsids>
   <m:mathPr>
     <m:mathFont m:val="Cambria Math"/>
@@ -6313,7 +7380,14 @@
 </file>
 
 <file path=customXml/item1.xml><?xml version="1.0" encoding="utf-8"?>
-<b:Sources xmlns:b="http://schemas.openxmlformats.org/officeDocument/2006/bibliography" xmlns="http://schemas.openxmlformats.org/officeDocument/2006/bibliography" SelectedStyle="\APASixthEditionOfficeOnline.xsl" StyleName="APA" Version="6"/>
+<CoverPageProperties xmlns="http://schemas.microsoft.com/office/2006/coverPageProps">
+  <PublishDate>2026-05-07T00:00:00</PublishDate>
+  <Abstract/>
+  <CompanyAddress/>
+  <CompanyPhone/>
+  <CompanyFax/>
+  <CompanyEmail/>
+</CoverPageProperties>
 </file>
 
 <file path=customXml/item2.xml><?xml version="1.0" encoding="utf-8"?>
@@ -6613,10 +7687,14 @@
 </p:properties>
 </file>
 
+<file path=customXml/item5.xml><?xml version="1.0" encoding="utf-8"?>
+<b:Sources xmlns:b="http://schemas.openxmlformats.org/officeDocument/2006/bibliography" xmlns="http://schemas.openxmlformats.org/officeDocument/2006/bibliography" SelectedStyle="\APASixthEditionOfficeOnline.xsl" StyleName="APA" Version="6"/>
+</file>
+
 <file path=customXml/itemProps1.xml><?xml version="1.0" encoding="utf-8"?>
-<ds:datastoreItem xmlns:ds="http://schemas.openxmlformats.org/officeDocument/2006/customXml" ds:itemID="{C233ED4C-DF98-4E5A-A6C0-A9A3E8B91437}">
+<ds:datastoreItem xmlns:ds="http://schemas.openxmlformats.org/officeDocument/2006/customXml" ds:itemID="{55AF091B-3C7A-41E3-B477-F2FDAA23CFDA}">
   <ds:schemaRefs>
-    <ds:schemaRef ds:uri="http://schemas.openxmlformats.org/officeDocument/2006/bibliography"/>
+    <ds:schemaRef ds:uri="http://schemas.microsoft.com/office/2006/coverPageProps"/>
   </ds:schemaRefs>
 </ds:datastoreItem>
 </file>
@@ -6657,4 +7735,12 @@
     <ds:schemaRef ds:uri="9e129c92-356f-4c01-973c-869ee692eb41"/>
   </ds:schemaRefs>
 </ds:datastoreItem>
+</file>
+
+<file path=customXml/itemProps5.xml><?xml version="1.0" encoding="utf-8"?>
+<ds:datastoreItem xmlns:ds="http://schemas.openxmlformats.org/officeDocument/2006/customXml" ds:itemID="{C233ED4C-DF98-4E5A-A6C0-A9A3E8B91437}">
+  <ds:schemaRefs>
+    <ds:schemaRef ds:uri="http://schemas.openxmlformats.org/officeDocument/2006/bibliography"/>
+  </ds:schemaRefs>
+</ds:datastoreItem>
 </file>